--- a/System_Administration/Linux/crontab_Script_Scheduling.docx
+++ b/System_Administration/Linux/crontab_Script_Scheduling.docx
@@ -6,7 +6,7 @@
       <w:pPr>
         <w:pStyle w:val="Heading1"/>
       </w:pPr>
-      <w:bookmarkStart w:id="0" w:name="_Toc194381317"/>
+      <w:bookmarkStart w:id="0" w:name="_Toc194429271"/>
       <w:r>
         <w:t>c</w:t>
       </w:r>
@@ -79,7 +79,7 @@
           <w:r>
             <w:fldChar w:fldCharType="separate"/>
           </w:r>
-          <w:hyperlink w:anchor="_Toc194381317" w:history="1">
+          <w:hyperlink w:anchor="_Toc194429271" w:history="1">
             <w:r>
               <w:rPr>
                 <w:rStyle w:val="Hyperlink"/>
@@ -106,7 +106,7 @@
                 <w:noProof/>
                 <w:webHidden/>
               </w:rPr>
-              <w:instrText xml:space="preserve"> PAGEREF _Toc194381317 \h </w:instrText>
+              <w:instrText xml:space="preserve"> PAGEREF _Toc194429271 \h </w:instrText>
             </w:r>
             <w:r>
               <w:rPr>
@@ -151,7 +151,7 @@
               <w14:ligatures w14:val="standardContextual"/>
             </w:rPr>
           </w:pPr>
-          <w:hyperlink w:anchor="_Toc194381318" w:history="1">
+          <w:hyperlink w:anchor="_Toc194429272" w:history="1">
             <w:r>
               <w:rPr>
                 <w:rStyle w:val="Hyperlink"/>
@@ -178,7 +178,7 @@
                 <w:noProof/>
                 <w:webHidden/>
               </w:rPr>
-              <w:instrText xml:space="preserve"> PAGEREF _Toc194381318 \h </w:instrText>
+              <w:instrText xml:space="preserve"> PAGEREF _Toc194429272 \h </w:instrText>
             </w:r>
             <w:r>
               <w:rPr>
@@ -223,7 +223,7 @@
               <w14:ligatures w14:val="standardContextual"/>
             </w:rPr>
           </w:pPr>
-          <w:hyperlink w:anchor="_Toc194381319" w:history="1">
+          <w:hyperlink w:anchor="_Toc194429273" w:history="1">
             <w:r>
               <w:rPr>
                 <w:rStyle w:val="Hyperlink"/>
@@ -250,7 +250,7 @@
                 <w:noProof/>
                 <w:webHidden/>
               </w:rPr>
-              <w:instrText xml:space="preserve"> PAGEREF _Toc194381319 \h </w:instrText>
+              <w:instrText xml:space="preserve"> PAGEREF _Toc194429273 \h </w:instrText>
             </w:r>
             <w:r>
               <w:rPr>
@@ -295,7 +295,7 @@
               <w14:ligatures w14:val="standardContextual"/>
             </w:rPr>
           </w:pPr>
-          <w:hyperlink w:anchor="_Toc194381320" w:history="1">
+          <w:hyperlink w:anchor="_Toc194429274" w:history="1">
             <w:r>
               <w:rPr>
                 <w:rStyle w:val="Hyperlink"/>
@@ -322,7 +322,7 @@
                 <w:noProof/>
                 <w:webHidden/>
               </w:rPr>
-              <w:instrText xml:space="preserve"> PAGEREF _Toc194381320 \h </w:instrText>
+              <w:instrText xml:space="preserve"> PAGEREF _Toc194429274 \h </w:instrText>
             </w:r>
             <w:r>
               <w:rPr>
@@ -367,7 +367,7 @@
               <w14:ligatures w14:val="standardContextual"/>
             </w:rPr>
           </w:pPr>
-          <w:hyperlink w:anchor="_Toc194381321" w:history="1">
+          <w:hyperlink w:anchor="_Toc194429275" w:history="1">
             <w:r>
               <w:rPr>
                 <w:rStyle w:val="Hyperlink"/>
@@ -394,7 +394,7 @@
                 <w:noProof/>
                 <w:webHidden/>
               </w:rPr>
-              <w:instrText xml:space="preserve"> PAGEREF _Toc194381321 \h </w:instrText>
+              <w:instrText xml:space="preserve"> PAGEREF _Toc194429275 \h </w:instrText>
             </w:r>
             <w:r>
               <w:rPr>
@@ -439,7 +439,7 @@
               <w14:ligatures w14:val="standardContextual"/>
             </w:rPr>
           </w:pPr>
-          <w:hyperlink w:anchor="_Toc194381322" w:history="1">
+          <w:hyperlink w:anchor="_Toc194429276" w:history="1">
             <w:r>
               <w:rPr>
                 <w:rStyle w:val="Hyperlink"/>
@@ -466,7 +466,7 @@
                 <w:noProof/>
                 <w:webHidden/>
               </w:rPr>
-              <w:instrText xml:space="preserve"> PAGEREF _Toc194381322 \h </w:instrText>
+              <w:instrText xml:space="preserve"> PAGEREF _Toc194429276 \h </w:instrText>
             </w:r>
             <w:r>
               <w:rPr>
@@ -511,7 +511,7 @@
               <w14:ligatures w14:val="standardContextual"/>
             </w:rPr>
           </w:pPr>
-          <w:hyperlink w:anchor="_Toc194381323" w:history="1">
+          <w:hyperlink w:anchor="_Toc194429277" w:history="1">
             <w:r>
               <w:rPr>
                 <w:rStyle w:val="Hyperlink"/>
@@ -538,7 +538,7 @@
                 <w:noProof/>
                 <w:webHidden/>
               </w:rPr>
-              <w:instrText xml:space="preserve"> PAGEREF _Toc194381323 \h </w:instrText>
+              <w:instrText xml:space="preserve"> PAGEREF _Toc194429277 \h </w:instrText>
             </w:r>
             <w:r>
               <w:rPr>
@@ -558,7 +558,7 @@
                 <w:noProof/>
                 <w:webHidden/>
               </w:rPr>
-              <w:t>7</w:t>
+              <w:t>6</w:t>
             </w:r>
             <w:r>
               <w:rPr>
@@ -583,7 +583,7 @@
               <w14:ligatures w14:val="standardContextual"/>
             </w:rPr>
           </w:pPr>
-          <w:hyperlink w:anchor="_Toc194381324" w:history="1">
+          <w:hyperlink w:anchor="_Toc194429278" w:history="1">
             <w:r>
               <w:rPr>
                 <w:rStyle w:val="Hyperlink"/>
@@ -610,7 +610,7 @@
                 <w:noProof/>
                 <w:webHidden/>
               </w:rPr>
-              <w:instrText xml:space="preserve"> PAGEREF _Toc194381324 \h </w:instrText>
+              <w:instrText xml:space="preserve"> PAGEREF _Toc194429278 \h </w:instrText>
             </w:r>
             <w:r>
               <w:rPr>
@@ -668,7 +668,7 @@
       <w:pPr>
         <w:pStyle w:val="Heading1"/>
       </w:pPr>
-      <w:bookmarkStart w:id="1" w:name="_Toc194381318"/>
+      <w:bookmarkStart w:id="1" w:name="_Toc194429272"/>
       <w:r>
         <w:t>What Is a Cron Job?</w:t>
       </w:r>
@@ -977,12 +977,43 @@
       <w:pPr>
         <w:pStyle w:val="Heading2"/>
       </w:pPr>
-      <w:bookmarkStart w:id="2" w:name="_Toc194381319"/>
+      <w:bookmarkStart w:id="2" w:name="_Toc194429273"/>
       <w:r>
         <w:t>Create or Edit a crontab File</w:t>
       </w:r>
       <w:bookmarkEnd w:id="2"/>
     </w:p>
+    <w:p>
+      <w:r>
+        <w:t>To see a list of active scheduled tasks in your system, enter the following command:</w:t>
+      </w:r>
+    </w:p>
+    <w:tbl>
+      <w:tblPr>
+        <w:tblStyle w:val="TableGrid"/>
+        <w:tblW w:w="0" w:type="auto"/>
+        <w:tblLook w:val="04A0" w:firstRow="1" w:lastRow="0" w:firstColumn="1" w:lastColumn="0" w:noHBand="0" w:noVBand="1"/>
+      </w:tblPr>
+      <w:tblGrid>
+        <w:gridCol w:w="9350"/>
+      </w:tblGrid>
+      <w:tr>
+        <w:tc>
+          <w:tcPr>
+            <w:tcW w:w="9350" w:type="dxa"/>
+            <w:shd w:val="clear" w:color="auto" w:fill="E2EFD9" w:themeFill="accent6" w:themeFillTint="33"/>
+          </w:tcPr>
+          <w:p>
+            <w:pPr>
+              <w:pStyle w:val="Code"/>
+            </w:pPr>
+            <w:r>
+              <w:t>crontab -l</w:t>
+            </w:r>
+          </w:p>
+        </w:tc>
+      </w:tr>
+    </w:tbl>
     <w:p>
       <w:r>
         <w:t>To create or edit a crontab file, enter the following into the command line:</w:t>
@@ -1018,6 +1049,7 @@
     <w:bookmarkEnd w:id="3"/>
     <w:p>
       <w:r>
+        <w:lastRenderedPageBreak/>
         <w:t xml:space="preserve">If no crontab files are found in your system, the command will automatically create a new one. crontab -e allows you to add, edit, and delete </w:t>
       </w:r>
       <w:proofErr w:type="spellStart"/>
@@ -1031,41 +1063,9 @@
     </w:p>
     <w:p>
       <w:r>
-        <w:lastRenderedPageBreak/>
         <w:t>You’ll need a text editor like vi or nano to edit a crontab file. When entering crontab -e for the first time, you’ll be asked to choose which text editor you want to edit the file with.</w:t>
       </w:r>
     </w:p>
-    <w:p>
-      <w:r>
-        <w:t>To see a list of active scheduled tasks in your system, enter the following command:</w:t>
-      </w:r>
-    </w:p>
-    <w:tbl>
-      <w:tblPr>
-        <w:tblStyle w:val="TableGrid"/>
-        <w:tblW w:w="0" w:type="auto"/>
-        <w:tblLook w:val="04A0" w:firstRow="1" w:lastRow="0" w:firstColumn="1" w:lastColumn="0" w:noHBand="0" w:noVBand="1"/>
-      </w:tblPr>
-      <w:tblGrid>
-        <w:gridCol w:w="9350"/>
-      </w:tblGrid>
-      <w:tr>
-        <w:tc>
-          <w:tcPr>
-            <w:tcW w:w="9350" w:type="dxa"/>
-            <w:shd w:val="clear" w:color="auto" w:fill="E2EFD9" w:themeFill="accent6" w:themeFillTint="33"/>
-          </w:tcPr>
-          <w:p>
-            <w:pPr>
-              <w:pStyle w:val="Code"/>
-            </w:pPr>
-            <w:r>
-              <w:t>crontab -l</w:t>
-            </w:r>
-          </w:p>
-        </w:tc>
-      </w:tr>
-    </w:tbl>
     <w:p>
       <w:r>
         <w:t>T</w:t>
@@ -1096,11 +1096,9 @@
             <w:r>
               <w:t>crontab -</w:t>
             </w:r>
-            <w:proofErr w:type="spellStart"/>
             <w:r>
-              <w:t>i</w:t>
+              <w:t>r</w:t>
             </w:r>
-            <w:proofErr w:type="spellEnd"/>
           </w:p>
         </w:tc>
       </w:tr>
@@ -1120,7 +1118,7 @@
       <w:pPr>
         <w:pStyle w:val="Heading2"/>
       </w:pPr>
-      <w:bookmarkStart w:id="4" w:name="_Toc194381320"/>
+      <w:bookmarkStart w:id="4" w:name="_Toc194429274"/>
       <w:r>
         <w:t>Cron Syntax</w:t>
       </w:r>
@@ -1645,7 +1643,7 @@
       <w:pPr>
         <w:pStyle w:val="Heading2"/>
       </w:pPr>
-      <w:bookmarkStart w:id="5" w:name="_Toc194381321"/>
+      <w:bookmarkStart w:id="5" w:name="_Toc194429275"/>
       <w:r>
         <w:lastRenderedPageBreak/>
         <w:t>Cron Job Special Strings</w:t>
@@ -1798,7 +1796,7 @@
       <w:pPr>
         <w:pStyle w:val="Heading1"/>
       </w:pPr>
-      <w:bookmarkStart w:id="6" w:name="_Toc194381322"/>
+      <w:bookmarkStart w:id="6" w:name="_Toc194429276"/>
       <w:r>
         <w:t>Tutorial</w:t>
       </w:r>
@@ -1828,7 +1826,21 @@
           <w:b/>
           <w:bCs/>
         </w:rPr>
-        <w:t>nano myscript</w:t>
+        <w:t>nano my</w:t>
+      </w:r>
+      <w:r>
+        <w:rPr>
+          <w:b/>
+          <w:bCs/>
+        </w:rPr>
+        <w:t>_</w:t>
+      </w:r>
+      <w:r>
+        <w:rPr>
+          <w:b/>
+          <w:bCs/>
+        </w:rPr>
+        <w:t>script</w:t>
       </w:r>
       <w:r>
         <w:rPr>
@@ -1879,12 +1891,11 @@
         <w:rPr>
           <w:noProof/>
         </w:rPr>
-        <w:lastRenderedPageBreak/>
         <w:drawing>
-          <wp:inline distT="0" distB="0" distL="0" distR="0" wp14:anchorId="2B4FF933" wp14:editId="0D704852">
-            <wp:extent cx="4389120" cy="3593592"/>
-            <wp:effectExtent l="38100" t="38100" r="87630" b="102235"/>
-            <wp:docPr id="900324621" name="Picture 1" descr="A screenshot of a computer program&#10;&#10;AI-generated content may be incorrect."/>
+          <wp:inline distT="0" distB="0" distL="0" distR="0" wp14:anchorId="3138AEF8" wp14:editId="6ABCE86E">
+            <wp:extent cx="4311872" cy="2260716"/>
+            <wp:effectExtent l="38100" t="38100" r="88900" b="101600"/>
+            <wp:docPr id="1220204525" name="Picture 1" descr="A screen shot of a computer program&#10;&#10;AI-generated content may be incorrect."/>
             <wp:cNvGraphicFramePr>
               <a:graphicFrameLocks xmlns:a="http://schemas.openxmlformats.org/drawingml/2006/main" noChangeAspect="1"/>
             </wp:cNvGraphicFramePr>
@@ -1892,7 +1903,7 @@
               <a:graphicData uri="http://schemas.openxmlformats.org/drawingml/2006/picture">
                 <pic:pic xmlns:pic="http://schemas.openxmlformats.org/drawingml/2006/picture">
                   <pic:nvPicPr>
-                    <pic:cNvPr id="900324621" name="Picture 1" descr="A screenshot of a computer program&#10;&#10;AI-generated content may be incorrect."/>
+                    <pic:cNvPr id="1220204525" name="Picture 1" descr="A screen shot of a computer program&#10;&#10;AI-generated content may be incorrect."/>
                     <pic:cNvPicPr/>
                   </pic:nvPicPr>
                   <pic:blipFill>
@@ -1904,7 +1915,7 @@
                   <pic:spPr>
                     <a:xfrm>
                       <a:off x="0" y="0"/>
-                      <a:ext cx="4389120" cy="3593592"/>
+                      <a:ext cx="4311872" cy="2260716"/>
                     </a:xfrm>
                     <a:prstGeom prst="rect">
                       <a:avLst/>
@@ -1984,7 +1995,21 @@
           <w:b/>
           <w:bCs/>
         </w:rPr>
-        <w:t>ash ./myscript</w:t>
+        <w:t>ash ./my</w:t>
+      </w:r>
+      <w:r>
+        <w:rPr>
+          <w:b/>
+          <w:bCs/>
+        </w:rPr>
+        <w:t>_</w:t>
+      </w:r>
+      <w:r>
+        <w:rPr>
+          <w:b/>
+          <w:bCs/>
+        </w:rPr>
+        <w:t>script</w:t>
       </w:r>
       <w:r>
         <w:rPr>
@@ -2003,6 +2028,7 @@
         </w:numPr>
       </w:pPr>
       <w:r>
+        <w:lastRenderedPageBreak/>
         <w:t>There shouldn’t be any output to the console. We redirected the output of the ls command to logfile.</w:t>
       </w:r>
     </w:p>
@@ -2037,7 +2063,10 @@
         <w:t>You</w:t>
       </w:r>
       <w:r>
-        <w:t xml:space="preserve"> should see the results of the ls command.</w:t>
+        <w:t xml:space="preserve"> should see the results of the command</w:t>
+      </w:r>
+      <w:r>
+        <w:t>s in the logfile.</w:t>
       </w:r>
     </w:p>
     <w:p>
@@ -2094,7 +2123,13 @@
         <w:t xml:space="preserve">Let’s </w:t>
       </w:r>
       <w:r>
-        <w:t>change the permissions to make this file executable.</w:t>
+        <w:t>change the permissions to make this file executable</w:t>
+      </w:r>
+      <w:r>
+        <w:t xml:space="preserve"> for the current user</w:t>
+      </w:r>
+      <w:r>
+        <w:t>.</w:t>
       </w:r>
     </w:p>
     <w:p>
@@ -2145,14 +2180,28 @@
           <w:b/>
           <w:bCs/>
         </w:rPr>
-        <w:t>33</w:t>
+        <w:t>44</w:t>
       </w:r>
       <w:r>
         <w:rPr>
           <w:b/>
           <w:bCs/>
         </w:rPr>
-        <w:t xml:space="preserve"> myscript</w:t>
+        <w:t xml:space="preserve"> my</w:t>
+      </w:r>
+      <w:r>
+        <w:rPr>
+          <w:b/>
+          <w:bCs/>
+        </w:rPr>
+        <w:t>_</w:t>
+      </w:r>
+      <w:r>
+        <w:rPr>
+          <w:b/>
+          <w:bCs/>
+        </w:rPr>
+        <w:t>script</w:t>
       </w:r>
       <w:r>
         <w:rPr>
@@ -2202,7 +2251,10 @@
         <w:t>e user</w:t>
       </w:r>
       <w:r>
-        <w:t xml:space="preserve">. </w:t>
+        <w:t>.</w:t>
+      </w:r>
+      <w:r>
+        <w:br/>
       </w:r>
       <w:r>
         <w:rPr>
@@ -2216,7 +2268,21 @@
           <w:b/>
           <w:bCs/>
         </w:rPr>
-        <w:t>yscript</w:t>
+        <w:t>y</w:t>
+      </w:r>
+      <w:r>
+        <w:rPr>
+          <w:b/>
+          <w:bCs/>
+        </w:rPr>
+        <w:t>_</w:t>
+      </w:r>
+      <w:r>
+        <w:rPr>
+          <w:b/>
+          <w:bCs/>
+        </w:rPr>
+        <w:t>script</w:t>
       </w:r>
       <w:r>
         <w:rPr>
@@ -2328,7 +2394,21 @@
           <w:b/>
           <w:bCs/>
         </w:rPr>
-        <w:t>./myscript</w:t>
+        <w:t>./my</w:t>
+      </w:r>
+      <w:r>
+        <w:rPr>
+          <w:b/>
+          <w:bCs/>
+        </w:rPr>
+        <w:t>_</w:t>
+      </w:r>
+      <w:r>
+        <w:rPr>
+          <w:b/>
+          <w:bCs/>
+        </w:rPr>
+        <w:t>script</w:t>
       </w:r>
       <w:r>
         <w:rPr>
@@ -2416,7 +2496,7 @@
       <w:pPr>
         <w:pStyle w:val="Heading1"/>
       </w:pPr>
-      <w:bookmarkStart w:id="7" w:name="_Toc194381323"/>
+      <w:bookmarkStart w:id="7" w:name="_Toc194429277"/>
       <w:r>
         <w:t xml:space="preserve">Create </w:t>
       </w:r>
@@ -2498,6 +2578,7 @@
         </w:numPr>
       </w:pPr>
       <w:r>
+        <w:lastRenderedPageBreak/>
         <w:t xml:space="preserve">Type in: </w:t>
       </w:r>
       <w:r>
@@ -2505,7 +2586,21 @@
           <w:b/>
           <w:bCs/>
         </w:rPr>
-        <w:t>/home/user/mys</w:t>
+        <w:t>/home/user/my</w:t>
+      </w:r>
+      <w:r>
+        <w:rPr>
+          <w:b/>
+          <w:bCs/>
+        </w:rPr>
+        <w:t>_</w:t>
+      </w:r>
+      <w:r>
+        <w:rPr>
+          <w:b/>
+          <w:bCs/>
+        </w:rPr>
+        <w:t>s</w:t>
       </w:r>
       <w:r>
         <w:rPr>
@@ -2541,11 +2636,14 @@
         <w:t xml:space="preserve">Go to the bottom: </w:t>
       </w:r>
       <w:r>
+        <w:t xml:space="preserve">Click </w:t>
+      </w:r>
+      <w:r>
         <w:rPr>
           <w:b/>
           <w:bCs/>
         </w:rPr>
-        <w:t>Click Generate Crontab Line</w:t>
+        <w:t>Generate Crontab Line</w:t>
       </w:r>
     </w:p>
     <w:p>
@@ -2561,18 +2659,15 @@
       </w:r>
     </w:p>
     <w:p>
-      <w:pPr>
-        <w:ind w:left="360"/>
-      </w:pPr>
       <w:r>
         <w:rPr>
           <w:noProof/>
         </w:rPr>
         <w:drawing>
-          <wp:inline distT="0" distB="0" distL="0" distR="0" wp14:anchorId="6C654799" wp14:editId="6FE9E4BA">
-            <wp:extent cx="4297680" cy="2267712"/>
-            <wp:effectExtent l="38100" t="38100" r="102870" b="94615"/>
-            <wp:docPr id="759723282" name="Picture 1" descr="A screenshot of a message&#10;&#10;AI-generated content may be incorrect."/>
+          <wp:inline distT="0" distB="0" distL="0" distR="0" wp14:anchorId="1530545E" wp14:editId="1D34D866">
+            <wp:extent cx="4297680" cy="2148840"/>
+            <wp:effectExtent l="38100" t="38100" r="102870" b="99060"/>
+            <wp:docPr id="1142989763" name="Picture 1" descr="A screenshot of a message&#10;&#10;AI-generated content may be incorrect."/>
             <wp:cNvGraphicFramePr>
               <a:graphicFrameLocks xmlns:a="http://schemas.openxmlformats.org/drawingml/2006/main" noChangeAspect="1"/>
             </wp:cNvGraphicFramePr>
@@ -2580,7 +2675,7 @@
               <a:graphicData uri="http://schemas.openxmlformats.org/drawingml/2006/picture">
                 <pic:pic xmlns:pic="http://schemas.openxmlformats.org/drawingml/2006/picture">
                   <pic:nvPicPr>
-                    <pic:cNvPr id="759723282" name="Picture 1" descr="A screenshot of a message&#10;&#10;AI-generated content may be incorrect."/>
+                    <pic:cNvPr id="1142989763" name="Picture 1" descr="A screenshot of a message&#10;&#10;AI-generated content may be incorrect."/>
                     <pic:cNvPicPr/>
                   </pic:nvPicPr>
                   <pic:blipFill>
@@ -2592,7 +2687,7 @@
                   <pic:spPr>
                     <a:xfrm>
                       <a:off x="0" y="0"/>
-                      <a:ext cx="4297680" cy="2267712"/>
+                      <a:ext cx="4297680" cy="2148840"/>
                     </a:xfrm>
                     <a:prstGeom prst="rect">
                       <a:avLst/>
@@ -2628,7 +2723,6 @@
         </w:numPr>
       </w:pPr>
       <w:r>
-        <w:lastRenderedPageBreak/>
         <w:t xml:space="preserve">At a terminal prompt </w:t>
       </w:r>
       <w:r>
@@ -2892,7 +2986,19 @@
         </w:numPr>
       </w:pPr>
       <w:r>
-        <w:t>Let’s replace the current crontab with a blank one. We really don’t need this job running every minute.</w:t>
+        <w:t>Let’s r</w:t>
+      </w:r>
+      <w:r>
+        <w:t>emove</w:t>
+      </w:r>
+      <w:r>
+        <w:t xml:space="preserve"> the current crontab </w:t>
+      </w:r>
+      <w:r>
+        <w:t>file</w:t>
+      </w:r>
+      <w:r>
+        <w:t>. We really don’t need this job running every minute.</w:t>
       </w:r>
     </w:p>
     <w:p>
@@ -2906,28 +3012,19 @@
       <w:r>
         <w:t xml:space="preserve">Type: </w:t>
       </w:r>
-      <w:proofErr w:type="spellStart"/>
       <w:r>
         <w:rPr>
           <w:b/>
           <w:bCs/>
         </w:rPr>
-        <w:t>sudo</w:t>
-      </w:r>
-      <w:proofErr w:type="spellEnd"/>
-      <w:r>
-        <w:rPr>
-          <w:b/>
-          <w:bCs/>
-        </w:rPr>
-        <w:t xml:space="preserve"> crontab -r -u user</w:t>
+        <w:t>crontab -r</w:t>
       </w:r>
     </w:p>
     <w:p>
       <w:pPr>
         <w:pStyle w:val="Heading2"/>
       </w:pPr>
-      <w:bookmarkStart w:id="8" w:name="_Toc194381324"/>
+      <w:bookmarkStart w:id="8" w:name="_Toc194429278"/>
       <w:r>
         <w:t>Assignment Submission</w:t>
       </w:r>
@@ -3003,7 +3100,7 @@
     <w:pPr>
       <w:pStyle w:val="Footer"/>
       <w:tabs>
-        <w:tab w:val="right" w:pos="10080"/>
+        <w:tab w:val="right" w:pos="9900"/>
       </w:tabs>
     </w:pPr>
     <w:proofErr w:type="spellStart"/>
@@ -3049,25 +3146,22 @@
       <w:t xml:space="preserve">Revised: </w:t>
     </w:r>
     <w:r>
-      <w:t>0</w:t>
+      <w:fldChar w:fldCharType="begin"/>
     </w:r>
     <w:r>
-      <w:t>7</w:t>
+      <w:instrText xml:space="preserve"> SAVEDATE \@ "M/d/yyyy" \* MERGEFORMAT </w:instrText>
     </w:r>
     <w:r>
-      <w:t>/</w:t>
+      <w:fldChar w:fldCharType="separate"/>
     </w:r>
     <w:r>
-      <w:t>05</w:t>
+      <w:rPr>
+        <w:noProof/>
+      </w:rPr>
+      <w:t>4/1/2025</w:t>
     </w:r>
     <w:r>
-      <w:t>/20</w:t>
-    </w:r>
-    <w:r>
-      <w:t>2</w:t>
-    </w:r>
-    <w:r>
-      <w:t>4</w:t>
+      <w:fldChar w:fldCharType="end"/>
     </w:r>
   </w:p>
 </w:ftr>
@@ -8685,151 +8779,151 @@
       </w:pPr>
     </w:lvl>
   </w:abstractNum>
-  <w:num w:numId="1" w16cid:durableId="412943374">
+  <w:num w:numId="1" w16cid:durableId="214701465">
     <w:abstractNumId w:val="25"/>
   </w:num>
-  <w:num w:numId="2" w16cid:durableId="1846629035">
+  <w:num w:numId="2" w16cid:durableId="2095974632">
     <w:abstractNumId w:val="27"/>
   </w:num>
-  <w:num w:numId="3" w16cid:durableId="722145369">
+  <w:num w:numId="3" w16cid:durableId="1781677258">
     <w:abstractNumId w:val="34"/>
   </w:num>
-  <w:num w:numId="4" w16cid:durableId="1837576768">
+  <w:num w:numId="4" w16cid:durableId="209921433">
     <w:abstractNumId w:val="17"/>
   </w:num>
-  <w:num w:numId="5" w16cid:durableId="728501627">
+  <w:num w:numId="5" w16cid:durableId="1585533488">
     <w:abstractNumId w:val="35"/>
   </w:num>
-  <w:num w:numId="6" w16cid:durableId="2119442128">
+  <w:num w:numId="6" w16cid:durableId="1504321159">
     <w:abstractNumId w:val="2"/>
   </w:num>
-  <w:num w:numId="7" w16cid:durableId="1322586556">
+  <w:num w:numId="7" w16cid:durableId="1338188898">
     <w:abstractNumId w:val="0"/>
   </w:num>
-  <w:num w:numId="8" w16cid:durableId="441075021">
+  <w:num w:numId="8" w16cid:durableId="536308962">
     <w:abstractNumId w:val="20"/>
   </w:num>
-  <w:num w:numId="9" w16cid:durableId="1445616689">
+  <w:num w:numId="9" w16cid:durableId="1918317357">
     <w:abstractNumId w:val="4"/>
   </w:num>
-  <w:num w:numId="10" w16cid:durableId="209995952">
+  <w:num w:numId="10" w16cid:durableId="719742753">
     <w:abstractNumId w:val="44"/>
   </w:num>
-  <w:num w:numId="11" w16cid:durableId="418989989">
+  <w:num w:numId="11" w16cid:durableId="800995324">
     <w:abstractNumId w:val="22"/>
   </w:num>
-  <w:num w:numId="12" w16cid:durableId="814762092">
+  <w:num w:numId="12" w16cid:durableId="1472554903">
     <w:abstractNumId w:val="48"/>
   </w:num>
-  <w:num w:numId="13" w16cid:durableId="910583756">
+  <w:num w:numId="13" w16cid:durableId="1145972536">
     <w:abstractNumId w:val="14"/>
   </w:num>
-  <w:num w:numId="14" w16cid:durableId="606432128">
+  <w:num w:numId="14" w16cid:durableId="1988245776">
     <w:abstractNumId w:val="42"/>
   </w:num>
-  <w:num w:numId="15" w16cid:durableId="2020807548">
+  <w:num w:numId="15" w16cid:durableId="727800422">
     <w:abstractNumId w:val="15"/>
   </w:num>
-  <w:num w:numId="16" w16cid:durableId="1385760708">
+  <w:num w:numId="16" w16cid:durableId="117260861">
     <w:abstractNumId w:val="28"/>
   </w:num>
-  <w:num w:numId="17" w16cid:durableId="1626692805">
+  <w:num w:numId="17" w16cid:durableId="1346205470">
     <w:abstractNumId w:val="13"/>
   </w:num>
-  <w:num w:numId="18" w16cid:durableId="766540748">
+  <w:num w:numId="18" w16cid:durableId="1980837009">
     <w:abstractNumId w:val="12"/>
   </w:num>
-  <w:num w:numId="19" w16cid:durableId="1185054695">
+  <w:num w:numId="19" w16cid:durableId="316110965">
     <w:abstractNumId w:val="36"/>
   </w:num>
-  <w:num w:numId="20" w16cid:durableId="151992478">
+  <w:num w:numId="20" w16cid:durableId="2121335059">
     <w:abstractNumId w:val="1"/>
   </w:num>
-  <w:num w:numId="21" w16cid:durableId="129520898">
+  <w:num w:numId="21" w16cid:durableId="1862545845">
     <w:abstractNumId w:val="37"/>
   </w:num>
-  <w:num w:numId="22" w16cid:durableId="748036340">
+  <w:num w:numId="22" w16cid:durableId="1936938559">
     <w:abstractNumId w:val="40"/>
   </w:num>
-  <w:num w:numId="23" w16cid:durableId="1467971787">
+  <w:num w:numId="23" w16cid:durableId="1102916677">
     <w:abstractNumId w:val="32"/>
   </w:num>
-  <w:num w:numId="24" w16cid:durableId="1966543250">
+  <w:num w:numId="24" w16cid:durableId="293289154">
     <w:abstractNumId w:val="29"/>
   </w:num>
-  <w:num w:numId="25" w16cid:durableId="2058120887">
+  <w:num w:numId="25" w16cid:durableId="515584501">
     <w:abstractNumId w:val="47"/>
   </w:num>
-  <w:num w:numId="26" w16cid:durableId="1319071528">
+  <w:num w:numId="26" w16cid:durableId="574973150">
     <w:abstractNumId w:val="18"/>
   </w:num>
-  <w:num w:numId="27" w16cid:durableId="1795053738">
+  <w:num w:numId="27" w16cid:durableId="1288585658">
     <w:abstractNumId w:val="21"/>
   </w:num>
-  <w:num w:numId="28" w16cid:durableId="1497266219">
+  <w:num w:numId="28" w16cid:durableId="346106532">
     <w:abstractNumId w:val="7"/>
   </w:num>
-  <w:num w:numId="29" w16cid:durableId="658391674">
+  <w:num w:numId="29" w16cid:durableId="144588687">
     <w:abstractNumId w:val="19"/>
   </w:num>
-  <w:num w:numId="30" w16cid:durableId="340550904">
+  <w:num w:numId="30" w16cid:durableId="113527255">
     <w:abstractNumId w:val="39"/>
   </w:num>
-  <w:num w:numId="31" w16cid:durableId="1378552909">
+  <w:num w:numId="31" w16cid:durableId="1385061357">
     <w:abstractNumId w:val="43"/>
   </w:num>
-  <w:num w:numId="32" w16cid:durableId="321587288">
+  <w:num w:numId="32" w16cid:durableId="1340501879">
     <w:abstractNumId w:val="10"/>
   </w:num>
-  <w:num w:numId="33" w16cid:durableId="1038630856">
+  <w:num w:numId="33" w16cid:durableId="485821749">
     <w:abstractNumId w:val="46"/>
   </w:num>
-  <w:num w:numId="34" w16cid:durableId="1405300932">
+  <w:num w:numId="34" w16cid:durableId="359431651">
     <w:abstractNumId w:val="8"/>
   </w:num>
-  <w:num w:numId="35" w16cid:durableId="2038577923">
+  <w:num w:numId="35" w16cid:durableId="931359573">
     <w:abstractNumId w:val="45"/>
   </w:num>
-  <w:num w:numId="36" w16cid:durableId="1582442460">
+  <w:num w:numId="36" w16cid:durableId="135925285">
     <w:abstractNumId w:val="26"/>
   </w:num>
-  <w:num w:numId="37" w16cid:durableId="2125490111">
+  <w:num w:numId="37" w16cid:durableId="1195577483">
     <w:abstractNumId w:val="16"/>
   </w:num>
-  <w:num w:numId="38" w16cid:durableId="968902990">
+  <w:num w:numId="38" w16cid:durableId="858080792">
     <w:abstractNumId w:val="9"/>
   </w:num>
-  <w:num w:numId="39" w16cid:durableId="303628340">
+  <w:num w:numId="39" w16cid:durableId="1696224657">
     <w:abstractNumId w:val="24"/>
   </w:num>
-  <w:num w:numId="40" w16cid:durableId="1902521137">
+  <w:num w:numId="40" w16cid:durableId="1020086103">
     <w:abstractNumId w:val="33"/>
   </w:num>
-  <w:num w:numId="41" w16cid:durableId="1705709330">
+  <w:num w:numId="41" w16cid:durableId="79497288">
     <w:abstractNumId w:val="3"/>
   </w:num>
-  <w:num w:numId="42" w16cid:durableId="476459836">
+  <w:num w:numId="42" w16cid:durableId="1044017503">
     <w:abstractNumId w:val="41"/>
   </w:num>
-  <w:num w:numId="43" w16cid:durableId="1306278685">
+  <w:num w:numId="43" w16cid:durableId="1542472106">
     <w:abstractNumId w:val="23"/>
   </w:num>
-  <w:num w:numId="44" w16cid:durableId="1089543080">
+  <w:num w:numId="44" w16cid:durableId="829560636">
     <w:abstractNumId w:val="11"/>
   </w:num>
-  <w:num w:numId="45" w16cid:durableId="2049405653">
+  <w:num w:numId="45" w16cid:durableId="2015186745">
     <w:abstractNumId w:val="31"/>
   </w:num>
-  <w:num w:numId="46" w16cid:durableId="170030157">
+  <w:num w:numId="46" w16cid:durableId="1230848977">
     <w:abstractNumId w:val="5"/>
   </w:num>
-  <w:num w:numId="47" w16cid:durableId="945043864">
+  <w:num w:numId="47" w16cid:durableId="1187787641">
     <w:abstractNumId w:val="30"/>
   </w:num>
-  <w:num w:numId="48" w16cid:durableId="1311788307">
+  <w:num w:numId="48" w16cid:durableId="2022388698">
     <w:abstractNumId w:val="38"/>
   </w:num>
-  <w:num w:numId="49" w16cid:durableId="141586141">
+  <w:num w:numId="49" w16cid:durableId="1188910268">
     <w:abstractNumId w:val="6"/>
   </w:num>
   <w:numIdMacAtCleanup w:val="10"/>
@@ -9234,7 +9328,7 @@
   <w:style w:type="paragraph" w:default="1" w:styleId="Normal">
     <w:name w:val="Normal"/>
     <w:qFormat/>
-    <w:rsid w:val="00C54C11"/>
+    <w:rsid w:val="007E5905"/>
     <w:pPr>
       <w:spacing w:before="160" w:after="80" w:line="336" w:lineRule="auto"/>
     </w:pPr>
@@ -9250,7 +9344,7 @@
     <w:next w:val="Normal"/>
     <w:link w:val="Heading1Char"/>
     <w:qFormat/>
-    <w:rsid w:val="00C54C11"/>
+    <w:rsid w:val="007E5905"/>
     <w:pPr>
       <w:keepNext/>
       <w:spacing w:before="400" w:after="200" w:line="240" w:lineRule="auto"/>
@@ -9270,7 +9364,7 @@
     <w:next w:val="Normal"/>
     <w:link w:val="Heading2Char"/>
     <w:qFormat/>
-    <w:rsid w:val="00C54C11"/>
+    <w:rsid w:val="007E5905"/>
     <w:pPr>
       <w:keepNext/>
       <w:pBdr>
@@ -9294,7 +9388,7 @@
     <w:next w:val="Normal"/>
     <w:link w:val="Heading3Char"/>
     <w:qFormat/>
-    <w:rsid w:val="00C54C11"/>
+    <w:rsid w:val="007E5905"/>
     <w:pPr>
       <w:keepNext/>
       <w:autoSpaceDE w:val="0"/>
@@ -9336,9 +9430,8 @@
   <w:style w:type="character" w:default="1" w:styleId="DefaultParagraphFont">
     <w:name w:val="Default Paragraph Font"/>
     <w:uiPriority w:val="1"/>
-    <w:semiHidden/>
     <w:unhideWhenUsed/>
-    <w:rsid w:val="00C54C11"/>
+    <w:rsid w:val="007E5905"/>
   </w:style>
   <w:style w:type="table" w:default="1" w:styleId="TableNormal">
     <w:name w:val="Normal Table"/>
@@ -9360,7 +9453,7 @@
     <w:uiPriority w:val="99"/>
     <w:semiHidden/>
     <w:unhideWhenUsed/>
-    <w:rsid w:val="00C54C11"/>
+    <w:rsid w:val="007E5905"/>
   </w:style>
   <w:style w:type="character" w:customStyle="1" w:styleId="Heading1Char">
     <w:name w:val="Heading 1 Char"/>
@@ -9405,7 +9498,7 @@
     <w:name w:val="footer"/>
     <w:basedOn w:val="Normal"/>
     <w:link w:val="FooterChar"/>
-    <w:rsid w:val="00C54C11"/>
+    <w:rsid w:val="007E5905"/>
     <w:pPr>
       <w:pBdr>
         <w:top w:val="single" w:sz="4" w:space="1" w:color="auto"/>
@@ -9435,7 +9528,7 @@
     <w:name w:val="header"/>
     <w:basedOn w:val="Normal"/>
     <w:link w:val="HeaderChar"/>
-    <w:rsid w:val="00C54C11"/>
+    <w:rsid w:val="007E5905"/>
     <w:pPr>
       <w:tabs>
         <w:tab w:val="left" w:pos="5040"/>
@@ -9460,7 +9553,7 @@
   <w:style w:type="paragraph" w:customStyle="1" w:styleId="Outlinenumbering">
     <w:name w:val="Outline numbering"/>
     <w:basedOn w:val="Normal"/>
-    <w:rsid w:val="00C54C11"/>
+    <w:rsid w:val="007E5905"/>
     <w:pPr>
       <w:numPr>
         <w:numId w:val="1"/>
@@ -9478,7 +9571,7 @@
   <w:style w:type="paragraph" w:customStyle="1" w:styleId="NumberedHeading2">
     <w:name w:val="Numbered Heading 2"/>
     <w:basedOn w:val="Normal"/>
-    <w:rsid w:val="00C54C11"/>
+    <w:rsid w:val="007E5905"/>
     <w:pPr>
       <w:numPr>
         <w:numId w:val="2"/>
@@ -9488,12 +9581,12 @@
   <w:style w:type="character" w:styleId="PageNumber">
     <w:name w:val="page number"/>
     <w:basedOn w:val="DefaultParagraphFont"/>
-    <w:rsid w:val="00C54C11"/>
+    <w:rsid w:val="007E5905"/>
   </w:style>
   <w:style w:type="character" w:styleId="Hyperlink">
     <w:name w:val="Hyperlink"/>
     <w:uiPriority w:val="99"/>
-    <w:rsid w:val="00C54C11"/>
+    <w:rsid w:val="007E5905"/>
     <w:rPr>
       <w:color w:val="0000FF"/>
       <w:u w:val="single"/>
@@ -9501,7 +9594,7 @@
   </w:style>
   <w:style w:type="character" w:styleId="FollowedHyperlink">
     <w:name w:val="FollowedHyperlink"/>
-    <w:rsid w:val="00C54C11"/>
+    <w:rsid w:val="007E5905"/>
     <w:rPr>
       <w:color w:val="800080"/>
       <w:u w:val="single"/>
@@ -9512,7 +9605,7 @@
     <w:basedOn w:val="Normal"/>
     <w:uiPriority w:val="34"/>
     <w:qFormat/>
-    <w:rsid w:val="00C54C11"/>
+    <w:rsid w:val="007E5905"/>
     <w:pPr>
       <w:ind w:left="720"/>
     </w:pPr>
@@ -9524,7 +9617,7 @@
     <w:uiPriority w:val="39"/>
     <w:unhideWhenUsed/>
     <w:qFormat/>
-    <w:rsid w:val="00C54C11"/>
+    <w:rsid w:val="007E5905"/>
     <w:pPr>
       <w:keepLines/>
       <w:spacing w:after="0" w:line="259" w:lineRule="auto"/>
@@ -9541,7 +9634,7 @@
     <w:name w:val="Code"/>
     <w:basedOn w:val="Normal"/>
     <w:qFormat/>
-    <w:rsid w:val="00C54C11"/>
+    <w:rsid w:val="007E5905"/>
     <w:pPr>
       <w:spacing w:before="80" w:line="240" w:lineRule="auto"/>
     </w:pPr>
@@ -9556,7 +9649,7 @@
     <w:autoRedefine/>
     <w:uiPriority w:val="39"/>
     <w:unhideWhenUsed/>
-    <w:rsid w:val="00C54C11"/>
+    <w:rsid w:val="007E5905"/>
     <w:pPr>
       <w:spacing w:after="100" w:line="240" w:lineRule="auto"/>
     </w:pPr>
@@ -9568,7 +9661,7 @@
     <w:autoRedefine/>
     <w:uiPriority w:val="39"/>
     <w:unhideWhenUsed/>
-    <w:rsid w:val="00C54C11"/>
+    <w:rsid w:val="007E5905"/>
     <w:pPr>
       <w:spacing w:after="100" w:line="240" w:lineRule="auto"/>
       <w:ind w:left="202"/>
@@ -9582,7 +9675,7 @@
     <w:uiPriority w:val="39"/>
     <w:semiHidden/>
     <w:unhideWhenUsed/>
-    <w:rsid w:val="00C54C11"/>
+    <w:rsid w:val="007E5905"/>
     <w:pPr>
       <w:spacing w:after="100" w:line="240" w:lineRule="auto"/>
       <w:ind w:left="403"/>
@@ -9900,6 +9993,7 @@
     <w:rsid w:val="001D42C1"/>
     <w:rsid w:val="00361136"/>
     <w:rsid w:val="00463237"/>
+    <w:rsid w:val="00875FF4"/>
     <w:rsid w:val="00DE3FA2"/>
     <w:rsid w:val="00F01E20"/>
   </w:rsids>

--- a/System_Administration/Linux/crontab_Script_Scheduling.docx
+++ b/System_Administration/Linux/crontab_Script_Scheduling.docx
@@ -6,7 +6,7 @@
       <w:pPr>
         <w:pStyle w:val="Heading1"/>
       </w:pPr>
-      <w:bookmarkStart w:id="0" w:name="_Toc194429271"/>
+      <w:bookmarkStart w:id="0" w:name="_Toc194471590"/>
       <w:r>
         <w:t>c</w:t>
       </w:r>
@@ -79,7 +79,7 @@
           <w:r>
             <w:fldChar w:fldCharType="separate"/>
           </w:r>
-          <w:hyperlink w:anchor="_Toc194429271" w:history="1">
+          <w:hyperlink w:anchor="_Toc194471590" w:history="1">
             <w:r>
               <w:rPr>
                 <w:rStyle w:val="Hyperlink"/>
@@ -106,7 +106,7 @@
                 <w:noProof/>
                 <w:webHidden/>
               </w:rPr>
-              <w:instrText xml:space="preserve"> PAGEREF _Toc194429271 \h </w:instrText>
+              <w:instrText xml:space="preserve"> PAGEREF _Toc194471590 \h </w:instrText>
             </w:r>
             <w:r>
               <w:rPr>
@@ -151,7 +151,7 @@
               <w14:ligatures w14:val="standardContextual"/>
             </w:rPr>
           </w:pPr>
-          <w:hyperlink w:anchor="_Toc194429272" w:history="1">
+          <w:hyperlink w:anchor="_Toc194471591" w:history="1">
             <w:r>
               <w:rPr>
                 <w:rStyle w:val="Hyperlink"/>
@@ -178,7 +178,7 @@
                 <w:noProof/>
                 <w:webHidden/>
               </w:rPr>
-              <w:instrText xml:space="preserve"> PAGEREF _Toc194429272 \h </w:instrText>
+              <w:instrText xml:space="preserve"> PAGEREF _Toc194471591 \h </w:instrText>
             </w:r>
             <w:r>
               <w:rPr>
@@ -223,7 +223,7 @@
               <w14:ligatures w14:val="standardContextual"/>
             </w:rPr>
           </w:pPr>
-          <w:hyperlink w:anchor="_Toc194429273" w:history="1">
+          <w:hyperlink w:anchor="_Toc194471592" w:history="1">
             <w:r>
               <w:rPr>
                 <w:rStyle w:val="Hyperlink"/>
@@ -250,7 +250,7 @@
                 <w:noProof/>
                 <w:webHidden/>
               </w:rPr>
-              <w:instrText xml:space="preserve"> PAGEREF _Toc194429273 \h </w:instrText>
+              <w:instrText xml:space="preserve"> PAGEREF _Toc194471592 \h </w:instrText>
             </w:r>
             <w:r>
               <w:rPr>
@@ -295,7 +295,7 @@
               <w14:ligatures w14:val="standardContextual"/>
             </w:rPr>
           </w:pPr>
-          <w:hyperlink w:anchor="_Toc194429274" w:history="1">
+          <w:hyperlink w:anchor="_Toc194471593" w:history="1">
             <w:r>
               <w:rPr>
                 <w:rStyle w:val="Hyperlink"/>
@@ -322,7 +322,7 @@
                 <w:noProof/>
                 <w:webHidden/>
               </w:rPr>
-              <w:instrText xml:space="preserve"> PAGEREF _Toc194429274 \h </w:instrText>
+              <w:instrText xml:space="preserve"> PAGEREF _Toc194471593 \h </w:instrText>
             </w:r>
             <w:r>
               <w:rPr>
@@ -367,7 +367,7 @@
               <w14:ligatures w14:val="standardContextual"/>
             </w:rPr>
           </w:pPr>
-          <w:hyperlink w:anchor="_Toc194429275" w:history="1">
+          <w:hyperlink w:anchor="_Toc194471594" w:history="1">
             <w:r>
               <w:rPr>
                 <w:rStyle w:val="Hyperlink"/>
@@ -394,7 +394,7 @@
                 <w:noProof/>
                 <w:webHidden/>
               </w:rPr>
-              <w:instrText xml:space="preserve"> PAGEREF _Toc194429275 \h </w:instrText>
+              <w:instrText xml:space="preserve"> PAGEREF _Toc194471594 \h </w:instrText>
             </w:r>
             <w:r>
               <w:rPr>
@@ -439,7 +439,7 @@
               <w14:ligatures w14:val="standardContextual"/>
             </w:rPr>
           </w:pPr>
-          <w:hyperlink w:anchor="_Toc194429276" w:history="1">
+          <w:hyperlink w:anchor="_Toc194471595" w:history="1">
             <w:r>
               <w:rPr>
                 <w:rStyle w:val="Hyperlink"/>
@@ -466,7 +466,7 @@
                 <w:noProof/>
                 <w:webHidden/>
               </w:rPr>
-              <w:instrText xml:space="preserve"> PAGEREF _Toc194429276 \h </w:instrText>
+              <w:instrText xml:space="preserve"> PAGEREF _Toc194471595 \h </w:instrText>
             </w:r>
             <w:r>
               <w:rPr>
@@ -511,7 +511,7 @@
               <w14:ligatures w14:val="standardContextual"/>
             </w:rPr>
           </w:pPr>
-          <w:hyperlink w:anchor="_Toc194429277" w:history="1">
+          <w:hyperlink w:anchor="_Toc194471596" w:history="1">
             <w:r>
               <w:rPr>
                 <w:rStyle w:val="Hyperlink"/>
@@ -538,7 +538,7 @@
                 <w:noProof/>
                 <w:webHidden/>
               </w:rPr>
-              <w:instrText xml:space="preserve"> PAGEREF _Toc194429277 \h </w:instrText>
+              <w:instrText xml:space="preserve"> PAGEREF _Toc194471596 \h </w:instrText>
             </w:r>
             <w:r>
               <w:rPr>
@@ -558,7 +558,7 @@
                 <w:noProof/>
                 <w:webHidden/>
               </w:rPr>
-              <w:t>6</w:t>
+              <w:t>7</w:t>
             </w:r>
             <w:r>
               <w:rPr>
@@ -583,7 +583,7 @@
               <w14:ligatures w14:val="standardContextual"/>
             </w:rPr>
           </w:pPr>
-          <w:hyperlink w:anchor="_Toc194429278" w:history="1">
+          <w:hyperlink w:anchor="_Toc194471597" w:history="1">
             <w:r>
               <w:rPr>
                 <w:rStyle w:val="Hyperlink"/>
@@ -610,7 +610,7 @@
                 <w:noProof/>
                 <w:webHidden/>
               </w:rPr>
-              <w:instrText xml:space="preserve"> PAGEREF _Toc194429278 \h </w:instrText>
+              <w:instrText xml:space="preserve"> PAGEREF _Toc194471597 \h </w:instrText>
             </w:r>
             <w:r>
               <w:rPr>
@@ -668,7 +668,7 @@
       <w:pPr>
         <w:pStyle w:val="Heading1"/>
       </w:pPr>
-      <w:bookmarkStart w:id="1" w:name="_Toc194429272"/>
+      <w:bookmarkStart w:id="1" w:name="_Toc194471591"/>
       <w:r>
         <w:t>What Is a Cron Job?</w:t>
       </w:r>
@@ -977,7 +977,7 @@
       <w:pPr>
         <w:pStyle w:val="Heading2"/>
       </w:pPr>
-      <w:bookmarkStart w:id="2" w:name="_Toc194429273"/>
+      <w:bookmarkStart w:id="2" w:name="_Toc194471592"/>
       <w:r>
         <w:t>Create or Edit a crontab File</w:t>
       </w:r>
@@ -1118,7 +1118,7 @@
       <w:pPr>
         <w:pStyle w:val="Heading2"/>
       </w:pPr>
-      <w:bookmarkStart w:id="4" w:name="_Toc194429274"/>
+      <w:bookmarkStart w:id="4" w:name="_Toc194471593"/>
       <w:r>
         <w:t>Cron Syntax</w:t>
       </w:r>
@@ -1643,7 +1643,7 @@
       <w:pPr>
         <w:pStyle w:val="Heading2"/>
       </w:pPr>
-      <w:bookmarkStart w:id="5" w:name="_Toc194429275"/>
+      <w:bookmarkStart w:id="5" w:name="_Toc194471594"/>
       <w:r>
         <w:lastRenderedPageBreak/>
         <w:t>Cron Job Special Strings</w:t>
@@ -1796,7 +1796,7 @@
       <w:pPr>
         <w:pStyle w:val="Heading1"/>
       </w:pPr>
-      <w:bookmarkStart w:id="6" w:name="_Toc194429276"/>
+      <w:bookmarkStart w:id="6" w:name="_Toc194471595"/>
       <w:r>
         <w:t>Tutorial</w:t>
       </w:r>
@@ -1809,13 +1809,100 @@
       <w:r>
         <w:t>This tutorial is to be done at a terminal prompt logged in as user</w:t>
       </w:r>
+      <w:r>
+        <w:t>.</w:t>
+      </w:r>
     </w:p>
     <w:p>
       <w:pPr>
         <w:pStyle w:val="ListParagraph"/>
         <w:numPr>
           <w:ilvl w:val="0"/>
-          <w:numId w:val="9"/>
+          <w:numId w:val="50"/>
+        </w:numPr>
+      </w:pPr>
+      <w:r>
+        <w:t>Run this command t</w:t>
+      </w:r>
+      <w:r>
+        <w:t>o list current running daemons.</w:t>
+      </w:r>
+    </w:p>
+    <w:tbl>
+      <w:tblPr>
+        <w:tblStyle w:val="TableGrid"/>
+        <w:tblW w:w="0" w:type="auto"/>
+        <w:tblLook w:val="04A0" w:firstRow="1" w:lastRow="0" w:firstColumn="1" w:lastColumn="0" w:noHBand="0" w:noVBand="1"/>
+      </w:tblPr>
+      <w:tblGrid>
+        <w:gridCol w:w="9350"/>
+      </w:tblGrid>
+      <w:tr>
+        <w:tc>
+          <w:tcPr>
+            <w:tcW w:w="9350" w:type="dxa"/>
+            <w:shd w:val="clear" w:color="auto" w:fill="E2EFD9" w:themeFill="accent6" w:themeFillTint="33"/>
+          </w:tcPr>
+          <w:p>
+            <w:pPr>
+              <w:pStyle w:val="Code"/>
+            </w:pPr>
+            <w:proofErr w:type="spellStart"/>
+            <w:r>
+              <w:t>systemctl</w:t>
+            </w:r>
+            <w:proofErr w:type="spellEnd"/>
+            <w:r>
+              <w:t xml:space="preserve"> --type=service --state=running</w:t>
+            </w:r>
+          </w:p>
+        </w:tc>
+      </w:tr>
+    </w:tbl>
+    <w:p>
+      <w:pPr>
+        <w:pStyle w:val="ListParagraph"/>
+        <w:numPr>
+          <w:ilvl w:val="0"/>
+          <w:numId w:val="50"/>
+        </w:numPr>
+      </w:pPr>
+      <w:r>
+        <w:t>Run this command to list active scheduled tasks in your system.</w:t>
+      </w:r>
+    </w:p>
+    <w:tbl>
+      <w:tblPr>
+        <w:tblStyle w:val="TableGrid"/>
+        <w:tblW w:w="0" w:type="auto"/>
+        <w:tblLook w:val="04A0" w:firstRow="1" w:lastRow="0" w:firstColumn="1" w:lastColumn="0" w:noHBand="0" w:noVBand="1"/>
+      </w:tblPr>
+      <w:tblGrid>
+        <w:gridCol w:w="9350"/>
+      </w:tblGrid>
+      <w:tr>
+        <w:tc>
+          <w:tcPr>
+            <w:tcW w:w="9350" w:type="dxa"/>
+            <w:shd w:val="clear" w:color="auto" w:fill="E2EFD9" w:themeFill="accent6" w:themeFillTint="33"/>
+          </w:tcPr>
+          <w:p>
+            <w:pPr>
+              <w:pStyle w:val="Code"/>
+            </w:pPr>
+            <w:r>
+              <w:t>crontab -l</w:t>
+            </w:r>
+          </w:p>
+        </w:tc>
+      </w:tr>
+    </w:tbl>
+    <w:p>
+      <w:pPr>
+        <w:pStyle w:val="ListParagraph"/>
+        <w:numPr>
+          <w:ilvl w:val="0"/>
+          <w:numId w:val="50"/>
         </w:numPr>
       </w:pPr>
       <w:r>
@@ -1858,7 +1945,7 @@
         <w:pStyle w:val="ListParagraph"/>
         <w:numPr>
           <w:ilvl w:val="0"/>
-          <w:numId w:val="9"/>
+          <w:numId w:val="50"/>
         </w:numPr>
       </w:pPr>
       <w:r>
@@ -1873,7 +1960,7 @@
         <w:pStyle w:val="ListParagraph"/>
         <w:numPr>
           <w:ilvl w:val="0"/>
-          <w:numId w:val="9"/>
+          <w:numId w:val="50"/>
         </w:numPr>
       </w:pPr>
       <w:r>
@@ -1891,11 +1978,12 @@
         <w:rPr>
           <w:noProof/>
         </w:rPr>
+        <w:lastRenderedPageBreak/>
         <w:drawing>
-          <wp:inline distT="0" distB="0" distL="0" distR="0" wp14:anchorId="3138AEF8" wp14:editId="6ABCE86E">
-            <wp:extent cx="4311872" cy="2260716"/>
-            <wp:effectExtent l="38100" t="38100" r="88900" b="101600"/>
-            <wp:docPr id="1220204525" name="Picture 1" descr="A screen shot of a computer program&#10;&#10;AI-generated content may be incorrect."/>
+          <wp:inline distT="0" distB="0" distL="0" distR="0" wp14:anchorId="52EEDF03" wp14:editId="1BEC1CFB">
+            <wp:extent cx="4261069" cy="1828894"/>
+            <wp:effectExtent l="38100" t="38100" r="101600" b="95250"/>
+            <wp:docPr id="2102048561" name="Picture 1" descr="A computer screen with text&#10;&#10;AI-generated content may be incorrect."/>
             <wp:cNvGraphicFramePr>
               <a:graphicFrameLocks xmlns:a="http://schemas.openxmlformats.org/drawingml/2006/main" noChangeAspect="1"/>
             </wp:cNvGraphicFramePr>
@@ -1903,7 +1991,7 @@
               <a:graphicData uri="http://schemas.openxmlformats.org/drawingml/2006/picture">
                 <pic:pic xmlns:pic="http://schemas.openxmlformats.org/drawingml/2006/picture">
                   <pic:nvPicPr>
-                    <pic:cNvPr id="1220204525" name="Picture 1" descr="A screen shot of a computer program&#10;&#10;AI-generated content may be incorrect."/>
+                    <pic:cNvPr id="2102048561" name="Picture 1" descr="A computer screen with text&#10;&#10;AI-generated content may be incorrect."/>
                     <pic:cNvPicPr/>
                   </pic:nvPicPr>
                   <pic:blipFill>
@@ -1915,7 +2003,7 @@
                   <pic:spPr>
                     <a:xfrm>
                       <a:off x="0" y="0"/>
-                      <a:ext cx="4311872" cy="2260716"/>
+                      <a:ext cx="4261069" cy="1828894"/>
                     </a:xfrm>
                     <a:prstGeom prst="rect">
                       <a:avLst/>
@@ -1947,7 +2035,7 @@
         <w:pStyle w:val="ListParagraph"/>
         <w:numPr>
           <w:ilvl w:val="0"/>
-          <w:numId w:val="9"/>
+          <w:numId w:val="50"/>
         </w:numPr>
       </w:pPr>
       <w:r>
@@ -1977,7 +2065,7 @@
         <w:pStyle w:val="ListParagraph"/>
         <w:numPr>
           <w:ilvl w:val="0"/>
-          <w:numId w:val="9"/>
+          <w:numId w:val="50"/>
         </w:numPr>
       </w:pPr>
       <w:r>
@@ -2024,11 +2112,10 @@
         <w:pStyle w:val="ListParagraph"/>
         <w:numPr>
           <w:ilvl w:val="0"/>
-          <w:numId w:val="9"/>
+          <w:numId w:val="50"/>
         </w:numPr>
       </w:pPr>
       <w:r>
-        <w:lastRenderedPageBreak/>
         <w:t>There shouldn’t be any output to the console. We redirected the output of the ls command to logfile.</w:t>
       </w:r>
     </w:p>
@@ -2037,7 +2124,7 @@
         <w:pStyle w:val="ListParagraph"/>
         <w:numPr>
           <w:ilvl w:val="0"/>
-          <w:numId w:val="9"/>
+          <w:numId w:val="50"/>
         </w:numPr>
       </w:pPr>
       <w:r>
@@ -2056,7 +2143,7 @@
         <w:pStyle w:val="ListParagraph"/>
         <w:numPr>
           <w:ilvl w:val="0"/>
-          <w:numId w:val="9"/>
+          <w:numId w:val="50"/>
         </w:numPr>
       </w:pPr>
       <w:r>
@@ -2074,7 +2161,7 @@
         <w:pStyle w:val="ListParagraph"/>
         <w:numPr>
           <w:ilvl w:val="0"/>
-          <w:numId w:val="9"/>
+          <w:numId w:val="50"/>
         </w:numPr>
       </w:pPr>
       <w:r>
@@ -2137,7 +2224,7 @@
         <w:pStyle w:val="ListParagraph"/>
         <w:numPr>
           <w:ilvl w:val="0"/>
-          <w:numId w:val="9"/>
+          <w:numId w:val="50"/>
         </w:numPr>
       </w:pPr>
       <w:r>
@@ -2216,7 +2303,7 @@
         <w:pStyle w:val="ListParagraph"/>
         <w:numPr>
           <w:ilvl w:val="0"/>
-          <w:numId w:val="9"/>
+          <w:numId w:val="50"/>
         </w:numPr>
       </w:pPr>
       <w:r>
@@ -2235,7 +2322,7 @@
         <w:pStyle w:val="ListParagraph"/>
         <w:numPr>
           <w:ilvl w:val="0"/>
-          <w:numId w:val="9"/>
+          <w:numId w:val="50"/>
         </w:numPr>
       </w:pPr>
       <w:r>
@@ -2300,7 +2387,7 @@
         <w:pStyle w:val="ListParagraph"/>
         <w:numPr>
           <w:ilvl w:val="0"/>
-          <w:numId w:val="9"/>
+          <w:numId w:val="50"/>
         </w:numPr>
       </w:pPr>
       <w:r>
@@ -2364,7 +2451,7 @@
         <w:pStyle w:val="ListParagraph"/>
         <w:numPr>
           <w:ilvl w:val="0"/>
-          <w:numId w:val="9"/>
+          <w:numId w:val="50"/>
         </w:numPr>
       </w:pPr>
       <w:r>
@@ -2383,7 +2470,7 @@
         <w:pStyle w:val="ListParagraph"/>
         <w:numPr>
           <w:ilvl w:val="0"/>
-          <w:numId w:val="9"/>
+          <w:numId w:val="50"/>
         </w:numPr>
       </w:pPr>
       <w:r>
@@ -2437,7 +2524,7 @@
         <w:pStyle w:val="ListParagraph"/>
         <w:numPr>
           <w:ilvl w:val="0"/>
-          <w:numId w:val="9"/>
+          <w:numId w:val="50"/>
         </w:numPr>
       </w:pPr>
       <w:r>
@@ -2456,10 +2543,11 @@
         <w:pStyle w:val="ListParagraph"/>
         <w:numPr>
           <w:ilvl w:val="0"/>
-          <w:numId w:val="9"/>
+          <w:numId w:val="50"/>
         </w:numPr>
       </w:pPr>
       <w:r>
+        <w:lastRenderedPageBreak/>
         <w:t>Insert a screenshot of the results of your ls -l command.</w:t>
       </w:r>
     </w:p>
@@ -2496,7 +2584,7 @@
       <w:pPr>
         <w:pStyle w:val="Heading1"/>
       </w:pPr>
-      <w:bookmarkStart w:id="7" w:name="_Toc194429277"/>
+      <w:bookmarkStart w:id="7" w:name="_Toc194471596"/>
       <w:r>
         <w:t xml:space="preserve">Create </w:t>
       </w:r>
@@ -2578,7 +2666,6 @@
         </w:numPr>
       </w:pPr>
       <w:r>
-        <w:lastRenderedPageBreak/>
         <w:t xml:space="preserve">Type in: </w:t>
       </w:r>
       <w:r>
@@ -2825,6 +2912,7 @@
         <w:rPr>
           <w:noProof/>
         </w:rPr>
+        <w:lastRenderedPageBreak/>
         <w:drawing>
           <wp:inline distT="0" distB="0" distL="0" distR="0" wp14:anchorId="7E845655" wp14:editId="3A1BCB04">
             <wp:extent cx="4142232" cy="1408176"/>
@@ -3024,7 +3112,7 @@
       <w:pPr>
         <w:pStyle w:val="Heading2"/>
       </w:pPr>
-      <w:bookmarkStart w:id="8" w:name="_Toc194429278"/>
+      <w:bookmarkStart w:id="8" w:name="_Toc194471597"/>
       <w:r>
         <w:t>Assignment Submission</w:t>
       </w:r>
@@ -3158,7 +3246,7 @@
       <w:rPr>
         <w:noProof/>
       </w:rPr>
-      <w:t>4/1/2025</w:t>
+      <w:t>4/2/2025</w:t>
     </w:r>
     <w:r>
       <w:fldChar w:fldCharType="end"/>
@@ -3574,6 +3662,92 @@
     </w:lvl>
   </w:abstractNum>
   <w:abstractNum w:abstractNumId="3" w15:restartNumberingAfterBreak="0">
+    <w:nsid w:val="0D603ECF"/>
+    <w:multiLevelType w:val="hybridMultilevel"/>
+    <w:tmpl w:val="3490FF5E"/>
+    <w:lvl w:ilvl="0" w:tplc="0409000F">
+      <w:start w:val="1"/>
+      <w:numFmt w:val="decimal"/>
+      <w:lvlText w:val="%1."/>
+      <w:lvlJc w:val="left"/>
+      <w:pPr>
+        <w:ind w:left="720" w:hanging="360"/>
+      </w:pPr>
+    </w:lvl>
+    <w:lvl w:ilvl="1" w:tplc="04090019" w:tentative="1">
+      <w:start w:val="1"/>
+      <w:numFmt w:val="lowerLetter"/>
+      <w:lvlText w:val="%2."/>
+      <w:lvlJc w:val="left"/>
+      <w:pPr>
+        <w:ind w:left="1440" w:hanging="360"/>
+      </w:pPr>
+    </w:lvl>
+    <w:lvl w:ilvl="2" w:tplc="0409001B" w:tentative="1">
+      <w:start w:val="1"/>
+      <w:numFmt w:val="lowerRoman"/>
+      <w:lvlText w:val="%3."/>
+      <w:lvlJc w:val="right"/>
+      <w:pPr>
+        <w:ind w:left="2160" w:hanging="180"/>
+      </w:pPr>
+    </w:lvl>
+    <w:lvl w:ilvl="3" w:tplc="0409000F" w:tentative="1">
+      <w:start w:val="1"/>
+      <w:numFmt w:val="decimal"/>
+      <w:lvlText w:val="%4."/>
+      <w:lvlJc w:val="left"/>
+      <w:pPr>
+        <w:ind w:left="2880" w:hanging="360"/>
+      </w:pPr>
+    </w:lvl>
+    <w:lvl w:ilvl="4" w:tplc="04090019" w:tentative="1">
+      <w:start w:val="1"/>
+      <w:numFmt w:val="lowerLetter"/>
+      <w:lvlText w:val="%5."/>
+      <w:lvlJc w:val="left"/>
+      <w:pPr>
+        <w:ind w:left="3600" w:hanging="360"/>
+      </w:pPr>
+    </w:lvl>
+    <w:lvl w:ilvl="5" w:tplc="0409001B" w:tentative="1">
+      <w:start w:val="1"/>
+      <w:numFmt w:val="lowerRoman"/>
+      <w:lvlText w:val="%6."/>
+      <w:lvlJc w:val="right"/>
+      <w:pPr>
+        <w:ind w:left="4320" w:hanging="180"/>
+      </w:pPr>
+    </w:lvl>
+    <w:lvl w:ilvl="6" w:tplc="0409000F" w:tentative="1">
+      <w:start w:val="1"/>
+      <w:numFmt w:val="decimal"/>
+      <w:lvlText w:val="%7."/>
+      <w:lvlJc w:val="left"/>
+      <w:pPr>
+        <w:ind w:left="5040" w:hanging="360"/>
+      </w:pPr>
+    </w:lvl>
+    <w:lvl w:ilvl="7" w:tplc="04090019" w:tentative="1">
+      <w:start w:val="1"/>
+      <w:numFmt w:val="lowerLetter"/>
+      <w:lvlText w:val="%8."/>
+      <w:lvlJc w:val="left"/>
+      <w:pPr>
+        <w:ind w:left="5760" w:hanging="360"/>
+      </w:pPr>
+    </w:lvl>
+    <w:lvl w:ilvl="8" w:tplc="0409001B" w:tentative="1">
+      <w:start w:val="1"/>
+      <w:numFmt w:val="lowerRoman"/>
+      <w:lvlText w:val="%9."/>
+      <w:lvlJc w:val="right"/>
+      <w:pPr>
+        <w:ind w:left="6480" w:hanging="180"/>
+      </w:pPr>
+    </w:lvl>
+  </w:abstractNum>
+  <w:abstractNum w:abstractNumId="4" w15:restartNumberingAfterBreak="0">
     <w:nsid w:val="126D263A"/>
     <w:multiLevelType w:val="multilevel"/>
     <w:tmpl w:val="0409001D"/>
@@ -3686,7 +3860,7 @@
       </w:pPr>
     </w:lvl>
   </w:abstractNum>
-  <w:abstractNum w:abstractNumId="4" w15:restartNumberingAfterBreak="0">
+  <w:abstractNum w:abstractNumId="5" w15:restartNumberingAfterBreak="0">
     <w:nsid w:val="14EA7E51"/>
     <w:multiLevelType w:val="hybridMultilevel"/>
     <w:tmpl w:val="155EFD44"/>
@@ -3772,7 +3946,7 @@
       </w:pPr>
     </w:lvl>
   </w:abstractNum>
-  <w:abstractNum w:abstractNumId="5" w15:restartNumberingAfterBreak="0">
+  <w:abstractNum w:abstractNumId="6" w15:restartNumberingAfterBreak="0">
     <w:nsid w:val="16B25789"/>
     <w:multiLevelType w:val="multilevel"/>
     <w:tmpl w:val="0409001D"/>
@@ -3885,7 +4059,7 @@
       </w:pPr>
     </w:lvl>
   </w:abstractNum>
-  <w:abstractNum w:abstractNumId="6" w15:restartNumberingAfterBreak="0">
+  <w:abstractNum w:abstractNumId="7" w15:restartNumberingAfterBreak="0">
     <w:nsid w:val="18AA66B1"/>
     <w:multiLevelType w:val="multilevel"/>
     <w:tmpl w:val="0409001D"/>
@@ -3998,7 +4172,7 @@
       </w:pPr>
     </w:lvl>
   </w:abstractNum>
-  <w:abstractNum w:abstractNumId="7" w15:restartNumberingAfterBreak="0">
+  <w:abstractNum w:abstractNumId="8" w15:restartNumberingAfterBreak="0">
     <w:nsid w:val="193A753A"/>
     <w:multiLevelType w:val="multilevel"/>
     <w:tmpl w:val="0409001D"/>
@@ -4111,7 +4285,7 @@
       </w:pPr>
     </w:lvl>
   </w:abstractNum>
-  <w:abstractNum w:abstractNumId="8" w15:restartNumberingAfterBreak="0">
+  <w:abstractNum w:abstractNumId="9" w15:restartNumberingAfterBreak="0">
     <w:nsid w:val="1F663730"/>
     <w:multiLevelType w:val="multilevel"/>
     <w:tmpl w:val="0409001D"/>
@@ -4224,7 +4398,7 @@
       </w:pPr>
     </w:lvl>
   </w:abstractNum>
-  <w:abstractNum w:abstractNumId="9" w15:restartNumberingAfterBreak="0">
+  <w:abstractNum w:abstractNumId="10" w15:restartNumberingAfterBreak="0">
     <w:nsid w:val="20E35E79"/>
     <w:multiLevelType w:val="multilevel"/>
     <w:tmpl w:val="0409001D"/>
@@ -4337,7 +4511,7 @@
       </w:pPr>
     </w:lvl>
   </w:abstractNum>
-  <w:abstractNum w:abstractNumId="10" w15:restartNumberingAfterBreak="0">
+  <w:abstractNum w:abstractNumId="11" w15:restartNumberingAfterBreak="0">
     <w:nsid w:val="24F63488"/>
     <w:multiLevelType w:val="multilevel"/>
     <w:tmpl w:val="0409001D"/>
@@ -4450,7 +4624,7 @@
       </w:pPr>
     </w:lvl>
   </w:abstractNum>
-  <w:abstractNum w:abstractNumId="11" w15:restartNumberingAfterBreak="0">
+  <w:abstractNum w:abstractNumId="12" w15:restartNumberingAfterBreak="0">
     <w:nsid w:val="25666F6D"/>
     <w:multiLevelType w:val="multilevel"/>
     <w:tmpl w:val="0409001D"/>
@@ -4563,7 +4737,7 @@
       </w:pPr>
     </w:lvl>
   </w:abstractNum>
-  <w:abstractNum w:abstractNumId="12" w15:restartNumberingAfterBreak="0">
+  <w:abstractNum w:abstractNumId="13" w15:restartNumberingAfterBreak="0">
     <w:nsid w:val="26954B4C"/>
     <w:multiLevelType w:val="multilevel"/>
     <w:tmpl w:val="0409001D"/>
@@ -4676,7 +4850,7 @@
       </w:pPr>
     </w:lvl>
   </w:abstractNum>
-  <w:abstractNum w:abstractNumId="13" w15:restartNumberingAfterBreak="0">
+  <w:abstractNum w:abstractNumId="14" w15:restartNumberingAfterBreak="0">
     <w:nsid w:val="28CD0B75"/>
     <w:multiLevelType w:val="multilevel"/>
     <w:tmpl w:val="0409001D"/>
@@ -4789,7 +4963,7 @@
       </w:pPr>
     </w:lvl>
   </w:abstractNum>
-  <w:abstractNum w:abstractNumId="14" w15:restartNumberingAfterBreak="0">
+  <w:abstractNum w:abstractNumId="15" w15:restartNumberingAfterBreak="0">
     <w:nsid w:val="2C1F4AF4"/>
     <w:multiLevelType w:val="multilevel"/>
     <w:tmpl w:val="0409001D"/>
@@ -4929,7 +5103,7 @@
       </w:rPr>
     </w:lvl>
   </w:abstractNum>
-  <w:abstractNum w:abstractNumId="15" w15:restartNumberingAfterBreak="0">
+  <w:abstractNum w:abstractNumId="16" w15:restartNumberingAfterBreak="0">
     <w:nsid w:val="2FD37CF1"/>
     <w:multiLevelType w:val="multilevel"/>
     <w:tmpl w:val="0409001D"/>
@@ -5042,7 +5216,7 @@
       </w:pPr>
     </w:lvl>
   </w:abstractNum>
-  <w:abstractNum w:abstractNumId="16" w15:restartNumberingAfterBreak="0">
+  <w:abstractNum w:abstractNumId="17" w15:restartNumberingAfterBreak="0">
     <w:nsid w:val="37114E39"/>
     <w:multiLevelType w:val="multilevel"/>
     <w:tmpl w:val="0409001D"/>
@@ -5155,7 +5329,7 @@
       </w:pPr>
     </w:lvl>
   </w:abstractNum>
-  <w:abstractNum w:abstractNumId="17" w15:restartNumberingAfterBreak="0">
+  <w:abstractNum w:abstractNumId="18" w15:restartNumberingAfterBreak="0">
     <w:nsid w:val="384206A9"/>
     <w:multiLevelType w:val="hybridMultilevel"/>
     <w:tmpl w:val="AA748E38"/>
@@ -5268,7 +5442,7 @@
       </w:rPr>
     </w:lvl>
   </w:abstractNum>
-  <w:abstractNum w:abstractNumId="18" w15:restartNumberingAfterBreak="0">
+  <w:abstractNum w:abstractNumId="19" w15:restartNumberingAfterBreak="0">
     <w:nsid w:val="3FCA7B81"/>
     <w:multiLevelType w:val="multilevel"/>
     <w:tmpl w:val="0409001D"/>
@@ -5381,7 +5555,7 @@
       </w:pPr>
     </w:lvl>
   </w:abstractNum>
-  <w:abstractNum w:abstractNumId="19" w15:restartNumberingAfterBreak="0">
+  <w:abstractNum w:abstractNumId="20" w15:restartNumberingAfterBreak="0">
     <w:nsid w:val="41034849"/>
     <w:multiLevelType w:val="multilevel"/>
     <w:tmpl w:val="0409001D"/>
@@ -5494,7 +5668,7 @@
       </w:pPr>
     </w:lvl>
   </w:abstractNum>
-  <w:abstractNum w:abstractNumId="20" w15:restartNumberingAfterBreak="0">
+  <w:abstractNum w:abstractNumId="21" w15:restartNumberingAfterBreak="0">
     <w:nsid w:val="45045AC4"/>
     <w:multiLevelType w:val="hybridMultilevel"/>
     <w:tmpl w:val="D1B24638"/>
@@ -5607,7 +5781,7 @@
       </w:rPr>
     </w:lvl>
   </w:abstractNum>
-  <w:abstractNum w:abstractNumId="21" w15:restartNumberingAfterBreak="0">
+  <w:abstractNum w:abstractNumId="22" w15:restartNumberingAfterBreak="0">
     <w:nsid w:val="45B45C2E"/>
     <w:multiLevelType w:val="multilevel"/>
     <w:tmpl w:val="0409001D"/>
@@ -5720,7 +5894,7 @@
       </w:pPr>
     </w:lvl>
   </w:abstractNum>
-  <w:abstractNum w:abstractNumId="22" w15:restartNumberingAfterBreak="0">
+  <w:abstractNum w:abstractNumId="23" w15:restartNumberingAfterBreak="0">
     <w:nsid w:val="47DF685F"/>
     <w:multiLevelType w:val="multilevel"/>
     <w:tmpl w:val="0409001D"/>
@@ -5836,7 +6010,7 @@
       </w:pPr>
     </w:lvl>
   </w:abstractNum>
-  <w:abstractNum w:abstractNumId="23" w15:restartNumberingAfterBreak="0">
+  <w:abstractNum w:abstractNumId="24" w15:restartNumberingAfterBreak="0">
     <w:nsid w:val="480B1EA9"/>
     <w:multiLevelType w:val="multilevel"/>
     <w:tmpl w:val="0409001D"/>
@@ -5949,7 +6123,7 @@
       </w:pPr>
     </w:lvl>
   </w:abstractNum>
-  <w:abstractNum w:abstractNumId="24" w15:restartNumberingAfterBreak="0">
+  <w:abstractNum w:abstractNumId="25" w15:restartNumberingAfterBreak="0">
     <w:nsid w:val="496D27FA"/>
     <w:multiLevelType w:val="multilevel"/>
     <w:tmpl w:val="0409001D"/>
@@ -6062,7 +6236,7 @@
       </w:pPr>
     </w:lvl>
   </w:abstractNum>
-  <w:abstractNum w:abstractNumId="25" w15:restartNumberingAfterBreak="0">
+  <w:abstractNum w:abstractNumId="26" w15:restartNumberingAfterBreak="0">
     <w:nsid w:val="496F6BD2"/>
     <w:multiLevelType w:val="multilevel"/>
     <w:tmpl w:val="FFE47BFC"/>
@@ -6176,7 +6350,7 @@
       </w:pPr>
     </w:lvl>
   </w:abstractNum>
-  <w:abstractNum w:abstractNumId="26" w15:restartNumberingAfterBreak="0">
+  <w:abstractNum w:abstractNumId="27" w15:restartNumberingAfterBreak="0">
     <w:nsid w:val="4A850BBB"/>
     <w:multiLevelType w:val="multilevel"/>
     <w:tmpl w:val="0409001D"/>
@@ -6289,7 +6463,7 @@
       </w:pPr>
     </w:lvl>
   </w:abstractNum>
-  <w:abstractNum w:abstractNumId="27" w15:restartNumberingAfterBreak="0">
+  <w:abstractNum w:abstractNumId="28" w15:restartNumberingAfterBreak="0">
     <w:nsid w:val="4C371070"/>
     <w:multiLevelType w:val="multilevel"/>
     <w:tmpl w:val="E910B2A0"/>
@@ -6430,7 +6604,7 @@
       </w:rPr>
     </w:lvl>
   </w:abstractNum>
-  <w:abstractNum w:abstractNumId="28" w15:restartNumberingAfterBreak="0">
+  <w:abstractNum w:abstractNumId="29" w15:restartNumberingAfterBreak="0">
     <w:nsid w:val="4C411C4A"/>
     <w:multiLevelType w:val="multilevel"/>
     <w:tmpl w:val="0409001D"/>
@@ -6543,7 +6717,7 @@
       </w:pPr>
     </w:lvl>
   </w:abstractNum>
-  <w:abstractNum w:abstractNumId="29" w15:restartNumberingAfterBreak="0">
+  <w:abstractNum w:abstractNumId="30" w15:restartNumberingAfterBreak="0">
     <w:nsid w:val="50FE60A0"/>
     <w:multiLevelType w:val="multilevel"/>
     <w:tmpl w:val="0409001D"/>
@@ -6656,7 +6830,7 @@
       </w:pPr>
     </w:lvl>
   </w:abstractNum>
-  <w:abstractNum w:abstractNumId="30" w15:restartNumberingAfterBreak="0">
+  <w:abstractNum w:abstractNumId="31" w15:restartNumberingAfterBreak="0">
     <w:nsid w:val="571D3BF5"/>
     <w:multiLevelType w:val="multilevel"/>
     <w:tmpl w:val="0409001D"/>
@@ -6769,7 +6943,7 @@
       </w:pPr>
     </w:lvl>
   </w:abstractNum>
-  <w:abstractNum w:abstractNumId="31" w15:restartNumberingAfterBreak="0">
+  <w:abstractNum w:abstractNumId="32" w15:restartNumberingAfterBreak="0">
     <w:nsid w:val="584A4550"/>
     <w:multiLevelType w:val="multilevel"/>
     <w:tmpl w:val="0409001D"/>
@@ -6882,7 +7056,7 @@
       </w:pPr>
     </w:lvl>
   </w:abstractNum>
-  <w:abstractNum w:abstractNumId="32" w15:restartNumberingAfterBreak="0">
+  <w:abstractNum w:abstractNumId="33" w15:restartNumberingAfterBreak="0">
     <w:nsid w:val="5CE16E34"/>
     <w:multiLevelType w:val="hybridMultilevel"/>
     <w:tmpl w:val="0B12333A"/>
@@ -6995,7 +7169,7 @@
       </w:pPr>
     </w:lvl>
   </w:abstractNum>
-  <w:abstractNum w:abstractNumId="33" w15:restartNumberingAfterBreak="0">
+  <w:abstractNum w:abstractNumId="34" w15:restartNumberingAfterBreak="0">
     <w:nsid w:val="62080D0F"/>
     <w:multiLevelType w:val="multilevel"/>
     <w:tmpl w:val="0409001D"/>
@@ -7108,7 +7282,7 @@
       </w:pPr>
     </w:lvl>
   </w:abstractNum>
-  <w:abstractNum w:abstractNumId="34" w15:restartNumberingAfterBreak="0">
+  <w:abstractNum w:abstractNumId="35" w15:restartNumberingAfterBreak="0">
     <w:nsid w:val="627F6CF8"/>
     <w:multiLevelType w:val="hybridMultilevel"/>
     <w:tmpl w:val="B686D570"/>
@@ -7221,7 +7395,7 @@
       </w:rPr>
     </w:lvl>
   </w:abstractNum>
-  <w:abstractNum w:abstractNumId="35" w15:restartNumberingAfterBreak="0">
+  <w:abstractNum w:abstractNumId="36" w15:restartNumberingAfterBreak="0">
     <w:nsid w:val="6C251121"/>
     <w:multiLevelType w:val="hybridMultilevel"/>
     <w:tmpl w:val="A6684DF0"/>
@@ -7334,7 +7508,7 @@
       </w:rPr>
     </w:lvl>
   </w:abstractNum>
-  <w:abstractNum w:abstractNumId="36" w15:restartNumberingAfterBreak="0">
+  <w:abstractNum w:abstractNumId="37" w15:restartNumberingAfterBreak="0">
     <w:nsid w:val="6CB47B90"/>
     <w:multiLevelType w:val="multilevel"/>
     <w:tmpl w:val="0409001D"/>
@@ -7447,7 +7621,7 @@
       </w:pPr>
     </w:lvl>
   </w:abstractNum>
-  <w:abstractNum w:abstractNumId="37" w15:restartNumberingAfterBreak="0">
+  <w:abstractNum w:abstractNumId="38" w15:restartNumberingAfterBreak="0">
     <w:nsid w:val="7134223A"/>
     <w:multiLevelType w:val="multilevel"/>
     <w:tmpl w:val="0409001D"/>
@@ -7560,7 +7734,7 @@
       </w:pPr>
     </w:lvl>
   </w:abstractNum>
-  <w:abstractNum w:abstractNumId="38" w15:restartNumberingAfterBreak="0">
+  <w:abstractNum w:abstractNumId="39" w15:restartNumberingAfterBreak="0">
     <w:nsid w:val="73B40823"/>
     <w:multiLevelType w:val="multilevel"/>
     <w:tmpl w:val="0409001D"/>
@@ -7673,7 +7847,7 @@
       </w:pPr>
     </w:lvl>
   </w:abstractNum>
-  <w:abstractNum w:abstractNumId="39" w15:restartNumberingAfterBreak="0">
+  <w:abstractNum w:abstractNumId="40" w15:restartNumberingAfterBreak="0">
     <w:nsid w:val="73C176BD"/>
     <w:multiLevelType w:val="multilevel"/>
     <w:tmpl w:val="0409001D"/>
@@ -7786,7 +7960,7 @@
       </w:pPr>
     </w:lvl>
   </w:abstractNum>
-  <w:abstractNum w:abstractNumId="40" w15:restartNumberingAfterBreak="0">
+  <w:abstractNum w:abstractNumId="41" w15:restartNumberingAfterBreak="0">
     <w:nsid w:val="7419358F"/>
     <w:multiLevelType w:val="multilevel"/>
     <w:tmpl w:val="0409001D"/>
@@ -7899,7 +8073,7 @@
       </w:pPr>
     </w:lvl>
   </w:abstractNum>
-  <w:abstractNum w:abstractNumId="41" w15:restartNumberingAfterBreak="0">
+  <w:abstractNum w:abstractNumId="42" w15:restartNumberingAfterBreak="0">
     <w:nsid w:val="76A26C8E"/>
     <w:multiLevelType w:val="multilevel"/>
     <w:tmpl w:val="0409001D"/>
@@ -8012,7 +8186,7 @@
       </w:pPr>
     </w:lvl>
   </w:abstractNum>
-  <w:abstractNum w:abstractNumId="42" w15:restartNumberingAfterBreak="0">
+  <w:abstractNum w:abstractNumId="43" w15:restartNumberingAfterBreak="0">
     <w:nsid w:val="775B37E6"/>
     <w:multiLevelType w:val="multilevel"/>
     <w:tmpl w:val="0409001D"/>
@@ -8128,7 +8302,7 @@
       </w:pPr>
     </w:lvl>
   </w:abstractNum>
-  <w:abstractNum w:abstractNumId="43" w15:restartNumberingAfterBreak="0">
+  <w:abstractNum w:abstractNumId="44" w15:restartNumberingAfterBreak="0">
     <w:nsid w:val="7B054AF1"/>
     <w:multiLevelType w:val="multilevel"/>
     <w:tmpl w:val="0409001D"/>
@@ -8241,7 +8415,7 @@
       </w:pPr>
     </w:lvl>
   </w:abstractNum>
-  <w:abstractNum w:abstractNumId="44" w15:restartNumberingAfterBreak="0">
+  <w:abstractNum w:abstractNumId="45" w15:restartNumberingAfterBreak="0">
     <w:nsid w:val="7B984367"/>
     <w:multiLevelType w:val="hybridMultilevel"/>
     <w:tmpl w:val="155EFD44"/>
@@ -8327,7 +8501,7 @@
       </w:pPr>
     </w:lvl>
   </w:abstractNum>
-  <w:abstractNum w:abstractNumId="45" w15:restartNumberingAfterBreak="0">
+  <w:abstractNum w:abstractNumId="46" w15:restartNumberingAfterBreak="0">
     <w:nsid w:val="7BD20891"/>
     <w:multiLevelType w:val="multilevel"/>
     <w:tmpl w:val="0409001D"/>
@@ -8440,7 +8614,7 @@
       </w:pPr>
     </w:lvl>
   </w:abstractNum>
-  <w:abstractNum w:abstractNumId="46" w15:restartNumberingAfterBreak="0">
+  <w:abstractNum w:abstractNumId="47" w15:restartNumberingAfterBreak="0">
     <w:nsid w:val="7E624256"/>
     <w:multiLevelType w:val="multilevel"/>
     <w:tmpl w:val="0409001D"/>
@@ -8553,7 +8727,7 @@
       </w:pPr>
     </w:lvl>
   </w:abstractNum>
-  <w:abstractNum w:abstractNumId="47" w15:restartNumberingAfterBreak="0">
+  <w:abstractNum w:abstractNumId="48" w15:restartNumberingAfterBreak="0">
     <w:nsid w:val="7ED57643"/>
     <w:multiLevelType w:val="multilevel"/>
     <w:tmpl w:val="0409001D"/>
@@ -8666,7 +8840,7 @@
       </w:pPr>
     </w:lvl>
   </w:abstractNum>
-  <w:abstractNum w:abstractNumId="48" w15:restartNumberingAfterBreak="0">
+  <w:abstractNum w:abstractNumId="49" w15:restartNumberingAfterBreak="0">
     <w:nsid w:val="7F0F27EC"/>
     <w:multiLevelType w:val="hybridMultilevel"/>
     <w:tmpl w:val="C830748C"/>
@@ -8780,19 +8954,19 @@
     </w:lvl>
   </w:abstractNum>
   <w:num w:numId="1" w16cid:durableId="214701465">
-    <w:abstractNumId w:val="25"/>
+    <w:abstractNumId w:val="26"/>
   </w:num>
   <w:num w:numId="2" w16cid:durableId="2095974632">
-    <w:abstractNumId w:val="27"/>
+    <w:abstractNumId w:val="28"/>
   </w:num>
   <w:num w:numId="3" w16cid:durableId="1781677258">
-    <w:abstractNumId w:val="34"/>
+    <w:abstractNumId w:val="35"/>
   </w:num>
   <w:num w:numId="4" w16cid:durableId="209921433">
-    <w:abstractNumId w:val="17"/>
+    <w:abstractNumId w:val="18"/>
   </w:num>
   <w:num w:numId="5" w16cid:durableId="1585533488">
-    <w:abstractNumId w:val="35"/>
+    <w:abstractNumId w:val="36"/>
   </w:num>
   <w:num w:numId="6" w16cid:durableId="1504321159">
     <w:abstractNumId w:val="2"/>
@@ -8801,130 +8975,133 @@
     <w:abstractNumId w:val="0"/>
   </w:num>
   <w:num w:numId="8" w16cid:durableId="536308962">
-    <w:abstractNumId w:val="20"/>
+    <w:abstractNumId w:val="21"/>
   </w:num>
   <w:num w:numId="9" w16cid:durableId="1918317357">
-    <w:abstractNumId w:val="4"/>
+    <w:abstractNumId w:val="5"/>
   </w:num>
   <w:num w:numId="10" w16cid:durableId="719742753">
-    <w:abstractNumId w:val="44"/>
+    <w:abstractNumId w:val="45"/>
   </w:num>
   <w:num w:numId="11" w16cid:durableId="800995324">
-    <w:abstractNumId w:val="22"/>
+    <w:abstractNumId w:val="23"/>
   </w:num>
   <w:num w:numId="12" w16cid:durableId="1472554903">
-    <w:abstractNumId w:val="48"/>
+    <w:abstractNumId w:val="49"/>
   </w:num>
   <w:num w:numId="13" w16cid:durableId="1145972536">
+    <w:abstractNumId w:val="15"/>
+  </w:num>
+  <w:num w:numId="14" w16cid:durableId="1988245776">
+    <w:abstractNumId w:val="43"/>
+  </w:num>
+  <w:num w:numId="15" w16cid:durableId="727800422">
+    <w:abstractNumId w:val="16"/>
+  </w:num>
+  <w:num w:numId="16" w16cid:durableId="117260861">
+    <w:abstractNumId w:val="29"/>
+  </w:num>
+  <w:num w:numId="17" w16cid:durableId="1346205470">
     <w:abstractNumId w:val="14"/>
   </w:num>
-  <w:num w:numId="14" w16cid:durableId="1988245776">
-    <w:abstractNumId w:val="42"/>
-  </w:num>
-  <w:num w:numId="15" w16cid:durableId="727800422">
-    <w:abstractNumId w:val="15"/>
-  </w:num>
-  <w:num w:numId="16" w16cid:durableId="117260861">
-    <w:abstractNumId w:val="28"/>
-  </w:num>
-  <w:num w:numId="17" w16cid:durableId="1346205470">
+  <w:num w:numId="18" w16cid:durableId="1980837009">
     <w:abstractNumId w:val="13"/>
   </w:num>
-  <w:num w:numId="18" w16cid:durableId="1980837009">
-    <w:abstractNumId w:val="12"/>
-  </w:num>
   <w:num w:numId="19" w16cid:durableId="316110965">
-    <w:abstractNumId w:val="36"/>
+    <w:abstractNumId w:val="37"/>
   </w:num>
   <w:num w:numId="20" w16cid:durableId="2121335059">
     <w:abstractNumId w:val="1"/>
   </w:num>
   <w:num w:numId="21" w16cid:durableId="1862545845">
-    <w:abstractNumId w:val="37"/>
+    <w:abstractNumId w:val="38"/>
   </w:num>
   <w:num w:numId="22" w16cid:durableId="1936938559">
+    <w:abstractNumId w:val="41"/>
+  </w:num>
+  <w:num w:numId="23" w16cid:durableId="1102916677">
+    <w:abstractNumId w:val="33"/>
+  </w:num>
+  <w:num w:numId="24" w16cid:durableId="293289154">
+    <w:abstractNumId w:val="30"/>
+  </w:num>
+  <w:num w:numId="25" w16cid:durableId="515584501">
+    <w:abstractNumId w:val="48"/>
+  </w:num>
+  <w:num w:numId="26" w16cid:durableId="574973150">
+    <w:abstractNumId w:val="19"/>
+  </w:num>
+  <w:num w:numId="27" w16cid:durableId="1288585658">
+    <w:abstractNumId w:val="22"/>
+  </w:num>
+  <w:num w:numId="28" w16cid:durableId="346106532">
+    <w:abstractNumId w:val="8"/>
+  </w:num>
+  <w:num w:numId="29" w16cid:durableId="144588687">
+    <w:abstractNumId w:val="20"/>
+  </w:num>
+  <w:num w:numId="30" w16cid:durableId="113527255">
     <w:abstractNumId w:val="40"/>
   </w:num>
-  <w:num w:numId="23" w16cid:durableId="1102916677">
+  <w:num w:numId="31" w16cid:durableId="1385061357">
+    <w:abstractNumId w:val="44"/>
+  </w:num>
+  <w:num w:numId="32" w16cid:durableId="1340501879">
+    <w:abstractNumId w:val="11"/>
+  </w:num>
+  <w:num w:numId="33" w16cid:durableId="485821749">
+    <w:abstractNumId w:val="47"/>
+  </w:num>
+  <w:num w:numId="34" w16cid:durableId="359431651">
+    <w:abstractNumId w:val="9"/>
+  </w:num>
+  <w:num w:numId="35" w16cid:durableId="931359573">
+    <w:abstractNumId w:val="46"/>
+  </w:num>
+  <w:num w:numId="36" w16cid:durableId="135925285">
+    <w:abstractNumId w:val="27"/>
+  </w:num>
+  <w:num w:numId="37" w16cid:durableId="1195577483">
+    <w:abstractNumId w:val="17"/>
+  </w:num>
+  <w:num w:numId="38" w16cid:durableId="858080792">
+    <w:abstractNumId w:val="10"/>
+  </w:num>
+  <w:num w:numId="39" w16cid:durableId="1696224657">
+    <w:abstractNumId w:val="25"/>
+  </w:num>
+  <w:num w:numId="40" w16cid:durableId="1020086103">
+    <w:abstractNumId w:val="34"/>
+  </w:num>
+  <w:num w:numId="41" w16cid:durableId="79497288">
+    <w:abstractNumId w:val="4"/>
+  </w:num>
+  <w:num w:numId="42" w16cid:durableId="1044017503">
+    <w:abstractNumId w:val="42"/>
+  </w:num>
+  <w:num w:numId="43" w16cid:durableId="1542472106">
+    <w:abstractNumId w:val="24"/>
+  </w:num>
+  <w:num w:numId="44" w16cid:durableId="829560636">
+    <w:abstractNumId w:val="12"/>
+  </w:num>
+  <w:num w:numId="45" w16cid:durableId="2015186745">
     <w:abstractNumId w:val="32"/>
   </w:num>
-  <w:num w:numId="24" w16cid:durableId="293289154">
-    <w:abstractNumId w:val="29"/>
+  <w:num w:numId="46" w16cid:durableId="1230848977">
+    <w:abstractNumId w:val="6"/>
   </w:num>
-  <w:num w:numId="25" w16cid:durableId="515584501">
-    <w:abstractNumId w:val="47"/>
+  <w:num w:numId="47" w16cid:durableId="1187787641">
+    <w:abstractNumId w:val="31"/>
   </w:num>
-  <w:num w:numId="26" w16cid:durableId="574973150">
-    <w:abstractNumId w:val="18"/>
+  <w:num w:numId="48" w16cid:durableId="2022388698">
+    <w:abstractNumId w:val="39"/>
   </w:num>
-  <w:num w:numId="27" w16cid:durableId="1288585658">
-    <w:abstractNumId w:val="21"/>
-  </w:num>
-  <w:num w:numId="28" w16cid:durableId="346106532">
+  <w:num w:numId="49" w16cid:durableId="1188910268">
     <w:abstractNumId w:val="7"/>
   </w:num>
-  <w:num w:numId="29" w16cid:durableId="144588687">
-    <w:abstractNumId w:val="19"/>
-  </w:num>
-  <w:num w:numId="30" w16cid:durableId="113527255">
-    <w:abstractNumId w:val="39"/>
-  </w:num>
-  <w:num w:numId="31" w16cid:durableId="1385061357">
-    <w:abstractNumId w:val="43"/>
-  </w:num>
-  <w:num w:numId="32" w16cid:durableId="1340501879">
-    <w:abstractNumId w:val="10"/>
-  </w:num>
-  <w:num w:numId="33" w16cid:durableId="485821749">
-    <w:abstractNumId w:val="46"/>
-  </w:num>
-  <w:num w:numId="34" w16cid:durableId="359431651">
-    <w:abstractNumId w:val="8"/>
-  </w:num>
-  <w:num w:numId="35" w16cid:durableId="931359573">
-    <w:abstractNumId w:val="45"/>
-  </w:num>
-  <w:num w:numId="36" w16cid:durableId="135925285">
-    <w:abstractNumId w:val="26"/>
-  </w:num>
-  <w:num w:numId="37" w16cid:durableId="1195577483">
-    <w:abstractNumId w:val="16"/>
-  </w:num>
-  <w:num w:numId="38" w16cid:durableId="858080792">
-    <w:abstractNumId w:val="9"/>
-  </w:num>
-  <w:num w:numId="39" w16cid:durableId="1696224657">
-    <w:abstractNumId w:val="24"/>
-  </w:num>
-  <w:num w:numId="40" w16cid:durableId="1020086103">
-    <w:abstractNumId w:val="33"/>
-  </w:num>
-  <w:num w:numId="41" w16cid:durableId="79497288">
+  <w:num w:numId="50" w16cid:durableId="1673336819">
     <w:abstractNumId w:val="3"/>
-  </w:num>
-  <w:num w:numId="42" w16cid:durableId="1044017503">
-    <w:abstractNumId w:val="41"/>
-  </w:num>
-  <w:num w:numId="43" w16cid:durableId="1542472106">
-    <w:abstractNumId w:val="23"/>
-  </w:num>
-  <w:num w:numId="44" w16cid:durableId="829560636">
-    <w:abstractNumId w:val="11"/>
-  </w:num>
-  <w:num w:numId="45" w16cid:durableId="2015186745">
-    <w:abstractNumId w:val="31"/>
-  </w:num>
-  <w:num w:numId="46" w16cid:durableId="1230848977">
-    <w:abstractNumId w:val="5"/>
-  </w:num>
-  <w:num w:numId="47" w16cid:durableId="1187787641">
-    <w:abstractNumId w:val="30"/>
-  </w:num>
-  <w:num w:numId="48" w16cid:durableId="2022388698">
-    <w:abstractNumId w:val="38"/>
-  </w:num>
-  <w:num w:numId="49" w16cid:durableId="1188910268">
-    <w:abstractNumId w:val="6"/>
   </w:num>
   <w:numIdMacAtCleanup w:val="10"/>
 </w:numbering>
@@ -9328,7 +9505,7 @@
   <w:style w:type="paragraph" w:default="1" w:styleId="Normal">
     <w:name w:val="Normal"/>
     <w:qFormat/>
-    <w:rsid w:val="007E5905"/>
+    <w:rsid w:val="00CA405B"/>
     <w:pPr>
       <w:spacing w:before="160" w:after="80" w:line="336" w:lineRule="auto"/>
     </w:pPr>
@@ -9344,7 +9521,7 @@
     <w:next w:val="Normal"/>
     <w:link w:val="Heading1Char"/>
     <w:qFormat/>
-    <w:rsid w:val="007E5905"/>
+    <w:rsid w:val="00CA405B"/>
     <w:pPr>
       <w:keepNext/>
       <w:spacing w:before="400" w:after="200" w:line="240" w:lineRule="auto"/>
@@ -9364,7 +9541,7 @@
     <w:next w:val="Normal"/>
     <w:link w:val="Heading2Char"/>
     <w:qFormat/>
-    <w:rsid w:val="007E5905"/>
+    <w:rsid w:val="00CA405B"/>
     <w:pPr>
       <w:keepNext/>
       <w:pBdr>
@@ -9388,7 +9565,7 @@
     <w:next w:val="Normal"/>
     <w:link w:val="Heading3Char"/>
     <w:qFormat/>
-    <w:rsid w:val="007E5905"/>
+    <w:rsid w:val="00CA405B"/>
     <w:pPr>
       <w:keepNext/>
       <w:autoSpaceDE w:val="0"/>
@@ -9430,8 +9607,9 @@
   <w:style w:type="character" w:default="1" w:styleId="DefaultParagraphFont">
     <w:name w:val="Default Paragraph Font"/>
     <w:uiPriority w:val="1"/>
+    <w:semiHidden/>
     <w:unhideWhenUsed/>
-    <w:rsid w:val="007E5905"/>
+    <w:rsid w:val="00CA405B"/>
   </w:style>
   <w:style w:type="table" w:default="1" w:styleId="TableNormal">
     <w:name w:val="Normal Table"/>
@@ -9453,7 +9631,7 @@
     <w:uiPriority w:val="99"/>
     <w:semiHidden/>
     <w:unhideWhenUsed/>
-    <w:rsid w:val="007E5905"/>
+    <w:rsid w:val="00CA405B"/>
   </w:style>
   <w:style w:type="character" w:customStyle="1" w:styleId="Heading1Char">
     <w:name w:val="Heading 1 Char"/>
@@ -9498,7 +9676,7 @@
     <w:name w:val="footer"/>
     <w:basedOn w:val="Normal"/>
     <w:link w:val="FooterChar"/>
-    <w:rsid w:val="007E5905"/>
+    <w:rsid w:val="00CA405B"/>
     <w:pPr>
       <w:pBdr>
         <w:top w:val="single" w:sz="4" w:space="1" w:color="auto"/>
@@ -9528,7 +9706,7 @@
     <w:name w:val="header"/>
     <w:basedOn w:val="Normal"/>
     <w:link w:val="HeaderChar"/>
-    <w:rsid w:val="007E5905"/>
+    <w:rsid w:val="00CA405B"/>
     <w:pPr>
       <w:tabs>
         <w:tab w:val="left" w:pos="5040"/>
@@ -9553,7 +9731,7 @@
   <w:style w:type="paragraph" w:customStyle="1" w:styleId="Outlinenumbering">
     <w:name w:val="Outline numbering"/>
     <w:basedOn w:val="Normal"/>
-    <w:rsid w:val="007E5905"/>
+    <w:rsid w:val="00CA405B"/>
     <w:pPr>
       <w:numPr>
         <w:numId w:val="1"/>
@@ -9571,7 +9749,7 @@
   <w:style w:type="paragraph" w:customStyle="1" w:styleId="NumberedHeading2">
     <w:name w:val="Numbered Heading 2"/>
     <w:basedOn w:val="Normal"/>
-    <w:rsid w:val="007E5905"/>
+    <w:rsid w:val="00CA405B"/>
     <w:pPr>
       <w:numPr>
         <w:numId w:val="2"/>
@@ -9581,12 +9759,12 @@
   <w:style w:type="character" w:styleId="PageNumber">
     <w:name w:val="page number"/>
     <w:basedOn w:val="DefaultParagraphFont"/>
-    <w:rsid w:val="007E5905"/>
+    <w:rsid w:val="00CA405B"/>
   </w:style>
   <w:style w:type="character" w:styleId="Hyperlink">
     <w:name w:val="Hyperlink"/>
     <w:uiPriority w:val="99"/>
-    <w:rsid w:val="007E5905"/>
+    <w:rsid w:val="00CA405B"/>
     <w:rPr>
       <w:color w:val="0000FF"/>
       <w:u w:val="single"/>
@@ -9594,7 +9772,7 @@
   </w:style>
   <w:style w:type="character" w:styleId="FollowedHyperlink">
     <w:name w:val="FollowedHyperlink"/>
-    <w:rsid w:val="007E5905"/>
+    <w:rsid w:val="00CA405B"/>
     <w:rPr>
       <w:color w:val="800080"/>
       <w:u w:val="single"/>
@@ -9605,7 +9783,7 @@
     <w:basedOn w:val="Normal"/>
     <w:uiPriority w:val="34"/>
     <w:qFormat/>
-    <w:rsid w:val="007E5905"/>
+    <w:rsid w:val="00CA405B"/>
     <w:pPr>
       <w:ind w:left="720"/>
     </w:pPr>
@@ -9617,7 +9795,7 @@
     <w:uiPriority w:val="39"/>
     <w:unhideWhenUsed/>
     <w:qFormat/>
-    <w:rsid w:val="007E5905"/>
+    <w:rsid w:val="00CA405B"/>
     <w:pPr>
       <w:keepLines/>
       <w:spacing w:after="0" w:line="259" w:lineRule="auto"/>
@@ -9634,7 +9812,7 @@
     <w:name w:val="Code"/>
     <w:basedOn w:val="Normal"/>
     <w:qFormat/>
-    <w:rsid w:val="007E5905"/>
+    <w:rsid w:val="00CA405B"/>
     <w:pPr>
       <w:spacing w:before="80" w:line="240" w:lineRule="auto"/>
     </w:pPr>
@@ -9649,7 +9827,7 @@
     <w:autoRedefine/>
     <w:uiPriority w:val="39"/>
     <w:unhideWhenUsed/>
-    <w:rsid w:val="007E5905"/>
+    <w:rsid w:val="00CA405B"/>
     <w:pPr>
       <w:spacing w:after="100" w:line="240" w:lineRule="auto"/>
     </w:pPr>
@@ -9661,7 +9839,7 @@
     <w:autoRedefine/>
     <w:uiPriority w:val="39"/>
     <w:unhideWhenUsed/>
-    <w:rsid w:val="007E5905"/>
+    <w:rsid w:val="00CA405B"/>
     <w:pPr>
       <w:spacing w:after="100" w:line="240" w:lineRule="auto"/>
       <w:ind w:left="202"/>
@@ -9675,7 +9853,7 @@
     <w:uiPriority w:val="39"/>
     <w:semiHidden/>
     <w:unhideWhenUsed/>
-    <w:rsid w:val="007E5905"/>
+    <w:rsid w:val="00CA405B"/>
     <w:pPr>
       <w:spacing w:after="100" w:line="240" w:lineRule="auto"/>
       <w:ind w:left="403"/>
@@ -9993,8 +10171,10 @@
     <w:rsid w:val="001D42C1"/>
     <w:rsid w:val="00361136"/>
     <w:rsid w:val="00463237"/>
+    <w:rsid w:val="00601767"/>
     <w:rsid w:val="00875FF4"/>
     <w:rsid w:val="00DE3FA2"/>
+    <w:rsid w:val="00DF1BC6"/>
     <w:rsid w:val="00F01E20"/>
   </w:rsids>
   <m:mathPr>

--- a/System_Administration/Linux/crontab_Script_Scheduling.docx
+++ b/System_Administration/Linux/crontab_Script_Scheduling.docx
@@ -6,7 +6,7 @@
       <w:pPr>
         <w:pStyle w:val="Heading1"/>
       </w:pPr>
-      <w:bookmarkStart w:id="0" w:name="_Toc194471590"/>
+      <w:bookmarkStart w:id="0" w:name="_Toc194511223"/>
       <w:r>
         <w:t>c</w:t>
       </w:r>
@@ -79,7 +79,7 @@
           <w:r>
             <w:fldChar w:fldCharType="separate"/>
           </w:r>
-          <w:hyperlink w:anchor="_Toc194471590" w:history="1">
+          <w:hyperlink w:anchor="_Toc194511223" w:history="1">
             <w:r>
               <w:rPr>
                 <w:rStyle w:val="Hyperlink"/>
@@ -106,7 +106,7 @@
                 <w:noProof/>
                 <w:webHidden/>
               </w:rPr>
-              <w:instrText xml:space="preserve"> PAGEREF _Toc194471590 \h </w:instrText>
+              <w:instrText xml:space="preserve"> PAGEREF _Toc194511223 \h </w:instrText>
             </w:r>
             <w:r>
               <w:rPr>
@@ -151,7 +151,7 @@
               <w14:ligatures w14:val="standardContextual"/>
             </w:rPr>
           </w:pPr>
-          <w:hyperlink w:anchor="_Toc194471591" w:history="1">
+          <w:hyperlink w:anchor="_Toc194511224" w:history="1">
             <w:r>
               <w:rPr>
                 <w:rStyle w:val="Hyperlink"/>
@@ -178,7 +178,7 @@
                 <w:noProof/>
                 <w:webHidden/>
               </w:rPr>
-              <w:instrText xml:space="preserve"> PAGEREF _Toc194471591 \h </w:instrText>
+              <w:instrText xml:space="preserve"> PAGEREF _Toc194511224 \h </w:instrText>
             </w:r>
             <w:r>
               <w:rPr>
@@ -223,7 +223,7 @@
               <w14:ligatures w14:val="standardContextual"/>
             </w:rPr>
           </w:pPr>
-          <w:hyperlink w:anchor="_Toc194471592" w:history="1">
+          <w:hyperlink w:anchor="_Toc194511225" w:history="1">
             <w:r>
               <w:rPr>
                 <w:rStyle w:val="Hyperlink"/>
@@ -250,7 +250,7 @@
                 <w:noProof/>
                 <w:webHidden/>
               </w:rPr>
-              <w:instrText xml:space="preserve"> PAGEREF _Toc194471592 \h </w:instrText>
+              <w:instrText xml:space="preserve"> PAGEREF _Toc194511225 \h </w:instrText>
             </w:r>
             <w:r>
               <w:rPr>
@@ -295,7 +295,7 @@
               <w14:ligatures w14:val="standardContextual"/>
             </w:rPr>
           </w:pPr>
-          <w:hyperlink w:anchor="_Toc194471593" w:history="1">
+          <w:hyperlink w:anchor="_Toc194511226" w:history="1">
             <w:r>
               <w:rPr>
                 <w:rStyle w:val="Hyperlink"/>
@@ -322,7 +322,7 @@
                 <w:noProof/>
                 <w:webHidden/>
               </w:rPr>
-              <w:instrText xml:space="preserve"> PAGEREF _Toc194471593 \h </w:instrText>
+              <w:instrText xml:space="preserve"> PAGEREF _Toc194511226 \h </w:instrText>
             </w:r>
             <w:r>
               <w:rPr>
@@ -367,7 +367,7 @@
               <w14:ligatures w14:val="standardContextual"/>
             </w:rPr>
           </w:pPr>
-          <w:hyperlink w:anchor="_Toc194471594" w:history="1">
+          <w:hyperlink w:anchor="_Toc194511227" w:history="1">
             <w:r>
               <w:rPr>
                 <w:rStyle w:val="Hyperlink"/>
@@ -394,7 +394,7 @@
                 <w:noProof/>
                 <w:webHidden/>
               </w:rPr>
-              <w:instrText xml:space="preserve"> PAGEREF _Toc194471594 \h </w:instrText>
+              <w:instrText xml:space="preserve"> PAGEREF _Toc194511227 \h </w:instrText>
             </w:r>
             <w:r>
               <w:rPr>
@@ -439,7 +439,7 @@
               <w14:ligatures w14:val="standardContextual"/>
             </w:rPr>
           </w:pPr>
-          <w:hyperlink w:anchor="_Toc194471595" w:history="1">
+          <w:hyperlink w:anchor="_Toc194511228" w:history="1">
             <w:r>
               <w:rPr>
                 <w:rStyle w:val="Hyperlink"/>
@@ -466,7 +466,7 @@
                 <w:noProof/>
                 <w:webHidden/>
               </w:rPr>
-              <w:instrText xml:space="preserve"> PAGEREF _Toc194471595 \h </w:instrText>
+              <w:instrText xml:space="preserve"> PAGEREF _Toc194511228 \h </w:instrText>
             </w:r>
             <w:r>
               <w:rPr>
@@ -511,7 +511,7 @@
               <w14:ligatures w14:val="standardContextual"/>
             </w:rPr>
           </w:pPr>
-          <w:hyperlink w:anchor="_Toc194471596" w:history="1">
+          <w:hyperlink w:anchor="_Toc194511229" w:history="1">
             <w:r>
               <w:rPr>
                 <w:rStyle w:val="Hyperlink"/>
@@ -538,7 +538,7 @@
                 <w:noProof/>
                 <w:webHidden/>
               </w:rPr>
-              <w:instrText xml:space="preserve"> PAGEREF _Toc194471596 \h </w:instrText>
+              <w:instrText xml:space="preserve"> PAGEREF _Toc194511229 \h </w:instrText>
             </w:r>
             <w:r>
               <w:rPr>
@@ -558,7 +558,7 @@
                 <w:noProof/>
                 <w:webHidden/>
               </w:rPr>
-              <w:t>7</w:t>
+              <w:t>6</w:t>
             </w:r>
             <w:r>
               <w:rPr>
@@ -583,7 +583,7 @@
               <w14:ligatures w14:val="standardContextual"/>
             </w:rPr>
           </w:pPr>
-          <w:hyperlink w:anchor="_Toc194471597" w:history="1">
+          <w:hyperlink w:anchor="_Toc194511230" w:history="1">
             <w:r>
               <w:rPr>
                 <w:rStyle w:val="Hyperlink"/>
@@ -610,7 +610,7 @@
                 <w:noProof/>
                 <w:webHidden/>
               </w:rPr>
-              <w:instrText xml:space="preserve"> PAGEREF _Toc194471597 \h </w:instrText>
+              <w:instrText xml:space="preserve"> PAGEREF _Toc194511230 \h </w:instrText>
             </w:r>
             <w:r>
               <w:rPr>
@@ -668,7 +668,7 @@
       <w:pPr>
         <w:pStyle w:val="Heading1"/>
       </w:pPr>
-      <w:bookmarkStart w:id="1" w:name="_Toc194471591"/>
+      <w:bookmarkStart w:id="1" w:name="_Toc194511224"/>
       <w:r>
         <w:t>What Is a Cron Job?</w:t>
       </w:r>
@@ -977,7 +977,7 @@
       <w:pPr>
         <w:pStyle w:val="Heading2"/>
       </w:pPr>
-      <w:bookmarkStart w:id="2" w:name="_Toc194471592"/>
+      <w:bookmarkStart w:id="2" w:name="_Toc194511225"/>
       <w:r>
         <w:t>Create or Edit a crontab File</w:t>
       </w:r>
@@ -1118,7 +1118,7 @@
       <w:pPr>
         <w:pStyle w:val="Heading2"/>
       </w:pPr>
-      <w:bookmarkStart w:id="4" w:name="_Toc194471593"/>
+      <w:bookmarkStart w:id="4" w:name="_Toc194511226"/>
       <w:r>
         <w:t>Cron Syntax</w:t>
       </w:r>
@@ -1643,7 +1643,7 @@
       <w:pPr>
         <w:pStyle w:val="Heading2"/>
       </w:pPr>
-      <w:bookmarkStart w:id="5" w:name="_Toc194471594"/>
+      <w:bookmarkStart w:id="5" w:name="_Toc194511227"/>
       <w:r>
         <w:lastRenderedPageBreak/>
         <w:t>Cron Job Special Strings</w:t>
@@ -1796,7 +1796,7 @@
       <w:pPr>
         <w:pStyle w:val="Heading1"/>
       </w:pPr>
-      <w:bookmarkStart w:id="6" w:name="_Toc194471595"/>
+      <w:bookmarkStart w:id="6" w:name="_Toc194511228"/>
       <w:r>
         <w:t>Tutorial</w:t>
       </w:r>
@@ -1978,12 +1978,11 @@
         <w:rPr>
           <w:noProof/>
         </w:rPr>
-        <w:lastRenderedPageBreak/>
         <w:drawing>
-          <wp:inline distT="0" distB="0" distL="0" distR="0" wp14:anchorId="52EEDF03" wp14:editId="1BEC1CFB">
-            <wp:extent cx="4261069" cy="1828894"/>
-            <wp:effectExtent l="38100" t="38100" r="101600" b="95250"/>
-            <wp:docPr id="2102048561" name="Picture 1" descr="A computer screen with text&#10;&#10;AI-generated content may be incorrect."/>
+          <wp:inline distT="0" distB="0" distL="0" distR="0" wp14:anchorId="6B17600A" wp14:editId="346B8331">
+            <wp:extent cx="4273770" cy="1638384"/>
+            <wp:effectExtent l="38100" t="38100" r="88900" b="95250"/>
+            <wp:docPr id="1831637912" name="Picture 1" descr="A screen shot of a computer code&#10;&#10;AI-generated content may be incorrect."/>
             <wp:cNvGraphicFramePr>
               <a:graphicFrameLocks xmlns:a="http://schemas.openxmlformats.org/drawingml/2006/main" noChangeAspect="1"/>
             </wp:cNvGraphicFramePr>
@@ -1991,7 +1990,7 @@
               <a:graphicData uri="http://schemas.openxmlformats.org/drawingml/2006/picture">
                 <pic:pic xmlns:pic="http://schemas.openxmlformats.org/drawingml/2006/picture">
                   <pic:nvPicPr>
-                    <pic:cNvPr id="2102048561" name="Picture 1" descr="A computer screen with text&#10;&#10;AI-generated content may be incorrect."/>
+                    <pic:cNvPr id="1831637912" name="Picture 1" descr="A screen shot of a computer code&#10;&#10;AI-generated content may be incorrect."/>
                     <pic:cNvPicPr/>
                   </pic:nvPicPr>
                   <pic:blipFill>
@@ -2003,7 +2002,7 @@
                   <pic:spPr>
                     <a:xfrm>
                       <a:off x="0" y="0"/>
-                      <a:ext cx="4261069" cy="1828894"/>
+                      <a:ext cx="4273770" cy="1638384"/>
                     </a:xfrm>
                     <a:prstGeom prst="rect">
                       <a:avLst/>
@@ -2039,6 +2038,7 @@
         </w:numPr>
       </w:pPr>
       <w:r>
+        <w:lastRenderedPageBreak/>
         <w:t>Save the file</w:t>
       </w:r>
       <w:r>
@@ -2236,22 +2236,6 @@
           <w:b/>
           <w:bCs/>
         </w:rPr>
-        <w:t>sudo</w:t>
-      </w:r>
-      <w:proofErr w:type="spellEnd"/>
-      <w:r>
-        <w:rPr>
-          <w:b/>
-          <w:bCs/>
-        </w:rPr>
-        <w:t xml:space="preserve"> </w:t>
-      </w:r>
-      <w:proofErr w:type="spellStart"/>
-      <w:r>
-        <w:rPr>
-          <w:b/>
-          <w:bCs/>
-        </w:rPr>
         <w:t>chmod</w:t>
       </w:r>
       <w:proofErr w:type="spellEnd"/>
@@ -2547,7 +2531,6 @@
         </w:numPr>
       </w:pPr>
       <w:r>
-        <w:lastRenderedPageBreak/>
         <w:t>Insert a screenshot of the results of your ls -l command.</w:t>
       </w:r>
     </w:p>
@@ -2584,7 +2567,7 @@
       <w:pPr>
         <w:pStyle w:val="Heading1"/>
       </w:pPr>
-      <w:bookmarkStart w:id="7" w:name="_Toc194471596"/>
+      <w:bookmarkStart w:id="7" w:name="_Toc194511229"/>
       <w:r>
         <w:t xml:space="preserve">Create </w:t>
       </w:r>
@@ -2635,6 +2618,7 @@
         </w:numPr>
       </w:pPr>
       <w:r>
+        <w:lastRenderedPageBreak/>
         <w:t>Leave all the settings as they are. We want to schedule our crontab job every minute.</w:t>
       </w:r>
     </w:p>
@@ -2912,7 +2896,6 @@
         <w:rPr>
           <w:noProof/>
         </w:rPr>
-        <w:lastRenderedPageBreak/>
         <w:drawing>
           <wp:inline distT="0" distB="0" distL="0" distR="0" wp14:anchorId="7E845655" wp14:editId="3A1BCB04">
             <wp:extent cx="4142232" cy="1408176"/>
@@ -2991,6 +2974,7 @@
         </w:numPr>
       </w:pPr>
       <w:r>
+        <w:lastRenderedPageBreak/>
         <w:t xml:space="preserve">Type: </w:t>
       </w:r>
       <w:r>
@@ -3112,7 +3096,7 @@
       <w:pPr>
         <w:pStyle w:val="Heading2"/>
       </w:pPr>
-      <w:bookmarkStart w:id="8" w:name="_Toc194471597"/>
+      <w:bookmarkStart w:id="8" w:name="_Toc194511230"/>
       <w:r>
         <w:t>Assignment Submission</w:t>
       </w:r>
@@ -9505,7 +9489,7 @@
   <w:style w:type="paragraph" w:default="1" w:styleId="Normal">
     <w:name w:val="Normal"/>
     <w:qFormat/>
-    <w:rsid w:val="00CA405B"/>
+    <w:rsid w:val="00BF1C88"/>
     <w:pPr>
       <w:spacing w:before="160" w:after="80" w:line="336" w:lineRule="auto"/>
     </w:pPr>
@@ -9521,7 +9505,7 @@
     <w:next w:val="Normal"/>
     <w:link w:val="Heading1Char"/>
     <w:qFormat/>
-    <w:rsid w:val="00CA405B"/>
+    <w:rsid w:val="00BF1C88"/>
     <w:pPr>
       <w:keepNext/>
       <w:spacing w:before="400" w:after="200" w:line="240" w:lineRule="auto"/>
@@ -9541,7 +9525,7 @@
     <w:next w:val="Normal"/>
     <w:link w:val="Heading2Char"/>
     <w:qFormat/>
-    <w:rsid w:val="00CA405B"/>
+    <w:rsid w:val="00BF1C88"/>
     <w:pPr>
       <w:keepNext/>
       <w:pBdr>
@@ -9565,7 +9549,7 @@
     <w:next w:val="Normal"/>
     <w:link w:val="Heading3Char"/>
     <w:qFormat/>
-    <w:rsid w:val="00CA405B"/>
+    <w:rsid w:val="00BF1C88"/>
     <w:pPr>
       <w:keepNext/>
       <w:autoSpaceDE w:val="0"/>
@@ -9609,7 +9593,7 @@
     <w:uiPriority w:val="1"/>
     <w:semiHidden/>
     <w:unhideWhenUsed/>
-    <w:rsid w:val="00CA405B"/>
+    <w:rsid w:val="00BF1C88"/>
   </w:style>
   <w:style w:type="table" w:default="1" w:styleId="TableNormal">
     <w:name w:val="Normal Table"/>
@@ -9631,7 +9615,7 @@
     <w:uiPriority w:val="99"/>
     <w:semiHidden/>
     <w:unhideWhenUsed/>
-    <w:rsid w:val="00CA405B"/>
+    <w:rsid w:val="00BF1C88"/>
   </w:style>
   <w:style w:type="character" w:customStyle="1" w:styleId="Heading1Char">
     <w:name w:val="Heading 1 Char"/>
@@ -9676,7 +9660,7 @@
     <w:name w:val="footer"/>
     <w:basedOn w:val="Normal"/>
     <w:link w:val="FooterChar"/>
-    <w:rsid w:val="00CA405B"/>
+    <w:rsid w:val="00BF1C88"/>
     <w:pPr>
       <w:pBdr>
         <w:top w:val="single" w:sz="4" w:space="1" w:color="auto"/>
@@ -9706,7 +9690,7 @@
     <w:name w:val="header"/>
     <w:basedOn w:val="Normal"/>
     <w:link w:val="HeaderChar"/>
-    <w:rsid w:val="00CA405B"/>
+    <w:rsid w:val="00BF1C88"/>
     <w:pPr>
       <w:tabs>
         <w:tab w:val="left" w:pos="5040"/>
@@ -9731,7 +9715,7 @@
   <w:style w:type="paragraph" w:customStyle="1" w:styleId="Outlinenumbering">
     <w:name w:val="Outline numbering"/>
     <w:basedOn w:val="Normal"/>
-    <w:rsid w:val="00CA405B"/>
+    <w:rsid w:val="00BF1C88"/>
     <w:pPr>
       <w:numPr>
         <w:numId w:val="1"/>
@@ -9749,7 +9733,7 @@
   <w:style w:type="paragraph" w:customStyle="1" w:styleId="NumberedHeading2">
     <w:name w:val="Numbered Heading 2"/>
     <w:basedOn w:val="Normal"/>
-    <w:rsid w:val="00CA405B"/>
+    <w:rsid w:val="00BF1C88"/>
     <w:pPr>
       <w:numPr>
         <w:numId w:val="2"/>
@@ -9759,12 +9743,12 @@
   <w:style w:type="character" w:styleId="PageNumber">
     <w:name w:val="page number"/>
     <w:basedOn w:val="DefaultParagraphFont"/>
-    <w:rsid w:val="00CA405B"/>
+    <w:rsid w:val="00BF1C88"/>
   </w:style>
   <w:style w:type="character" w:styleId="Hyperlink">
     <w:name w:val="Hyperlink"/>
     <w:uiPriority w:val="99"/>
-    <w:rsid w:val="00CA405B"/>
+    <w:rsid w:val="00BF1C88"/>
     <w:rPr>
       <w:color w:val="0000FF"/>
       <w:u w:val="single"/>
@@ -9772,7 +9756,7 @@
   </w:style>
   <w:style w:type="character" w:styleId="FollowedHyperlink">
     <w:name w:val="FollowedHyperlink"/>
-    <w:rsid w:val="00CA405B"/>
+    <w:rsid w:val="00BF1C88"/>
     <w:rPr>
       <w:color w:val="800080"/>
       <w:u w:val="single"/>
@@ -9783,7 +9767,7 @@
     <w:basedOn w:val="Normal"/>
     <w:uiPriority w:val="34"/>
     <w:qFormat/>
-    <w:rsid w:val="00CA405B"/>
+    <w:rsid w:val="00BF1C88"/>
     <w:pPr>
       <w:ind w:left="720"/>
     </w:pPr>
@@ -9795,7 +9779,7 @@
     <w:uiPriority w:val="39"/>
     <w:unhideWhenUsed/>
     <w:qFormat/>
-    <w:rsid w:val="00CA405B"/>
+    <w:rsid w:val="00BF1C88"/>
     <w:pPr>
       <w:keepLines/>
       <w:spacing w:after="0" w:line="259" w:lineRule="auto"/>
@@ -9812,7 +9796,7 @@
     <w:name w:val="Code"/>
     <w:basedOn w:val="Normal"/>
     <w:qFormat/>
-    <w:rsid w:val="00CA405B"/>
+    <w:rsid w:val="00BF1C88"/>
     <w:pPr>
       <w:spacing w:before="80" w:line="240" w:lineRule="auto"/>
     </w:pPr>
@@ -9827,7 +9811,7 @@
     <w:autoRedefine/>
     <w:uiPriority w:val="39"/>
     <w:unhideWhenUsed/>
-    <w:rsid w:val="00CA405B"/>
+    <w:rsid w:val="00BF1C88"/>
     <w:pPr>
       <w:spacing w:after="100" w:line="240" w:lineRule="auto"/>
     </w:pPr>
@@ -9839,7 +9823,7 @@
     <w:autoRedefine/>
     <w:uiPriority w:val="39"/>
     <w:unhideWhenUsed/>
-    <w:rsid w:val="00CA405B"/>
+    <w:rsid w:val="00BF1C88"/>
     <w:pPr>
       <w:spacing w:after="100" w:line="240" w:lineRule="auto"/>
       <w:ind w:left="202"/>
@@ -9853,7 +9837,7 @@
     <w:uiPriority w:val="39"/>
     <w:semiHidden/>
     <w:unhideWhenUsed/>
-    <w:rsid w:val="00CA405B"/>
+    <w:rsid w:val="00BF1C88"/>
     <w:pPr>
       <w:spacing w:after="100" w:line="240" w:lineRule="auto"/>
       <w:ind w:left="403"/>
@@ -10170,6 +10154,7 @@
     <w:rsid w:val="000620B6"/>
     <w:rsid w:val="001D42C1"/>
     <w:rsid w:val="00361136"/>
+    <w:rsid w:val="003C4F39"/>
     <w:rsid w:val="00463237"/>
     <w:rsid w:val="00601767"/>
     <w:rsid w:val="00875FF4"/>
